--- a/FSD MERN - Designing and Managing Databases with MongoDB/FSD - Designing and Managing Databases with MongoDB - Day 8 - 01-05-206.docx
+++ b/FSD MERN - Designing and Managing Databases with MongoDB/FSD - Designing and Managing Databases with MongoDB - Day 8 - 01-05-206.docx
@@ -1336,6 +1336,1256 @@
         </w:rPr>
         <w:t>);</w:t>
       </w:r>
+    </w:p>
+    <w:p>
+      <w:pPr>
+        <w:pStyle w:val="ListParagraph"/>
+        <w:rPr>
+          <w:sz w:val="32"/>
+          <w:szCs w:val="32"/>
+          <w:lang w:val="en-US"/>
+        </w:rPr>
+      </w:pPr>
+    </w:p>
+    <w:p>
+      <w:pPr>
+        <w:pStyle w:val="ListParagraph"/>
+        <w:numPr>
+          <w:ilvl w:val="0"/>
+          <w:numId w:val="21"/>
+        </w:numPr>
+        <w:rPr>
+          <w:sz w:val="32"/>
+          <w:szCs w:val="32"/>
+          <w:lang w:val="en-US"/>
+        </w:rPr>
+      </w:pPr>
+      <w:r>
+        <w:rPr>
+          <w:sz w:val="32"/>
+          <w:szCs w:val="32"/>
+          <w:lang w:val="en-US"/>
+        </w:rPr>
+        <w:t>$</w:t>
+      </w:r>
+      <w:proofErr w:type="gramStart"/>
+      <w:r>
+        <w:rPr>
+          <w:sz w:val="32"/>
+          <w:szCs w:val="32"/>
+          <w:lang w:val="en-US"/>
+        </w:rPr>
+        <w:t>sort :</w:t>
+      </w:r>
+      <w:proofErr w:type="gramEnd"/>
+      <w:r>
+        <w:rPr>
+          <w:sz w:val="32"/>
+          <w:szCs w:val="32"/>
+          <w:lang w:val="en-US"/>
+        </w:rPr>
+        <w:t xml:space="preserve"> sort is </w:t>
+      </w:r>
+      <w:proofErr w:type="gramStart"/>
+      <w:r>
+        <w:rPr>
+          <w:sz w:val="32"/>
+          <w:szCs w:val="32"/>
+          <w:lang w:val="en-US"/>
+        </w:rPr>
+        <w:t>a</w:t>
+      </w:r>
+      <w:proofErr w:type="gramEnd"/>
+      <w:r>
+        <w:rPr>
+          <w:sz w:val="32"/>
+          <w:szCs w:val="32"/>
+          <w:lang w:val="en-US"/>
+        </w:rPr>
+        <w:t xml:space="preserve"> operator which we can use inside </w:t>
+      </w:r>
+      <w:proofErr w:type="spellStart"/>
+      <w:proofErr w:type="gramStart"/>
+      <w:r>
+        <w:rPr>
+          <w:sz w:val="32"/>
+          <w:szCs w:val="32"/>
+          <w:lang w:val="en-US"/>
+        </w:rPr>
+        <w:t>a</w:t>
+      </w:r>
+      <w:proofErr w:type="spellEnd"/>
+      <w:proofErr w:type="gramEnd"/>
+      <w:r>
+        <w:rPr>
+          <w:sz w:val="32"/>
+          <w:szCs w:val="32"/>
+          <w:lang w:val="en-US"/>
+        </w:rPr>
+        <w:t xml:space="preserve"> aggregate to sort the document. </w:t>
+      </w:r>
+    </w:p>
+    <w:p>
+      <w:pPr>
+        <w:pStyle w:val="ListParagraph"/>
+        <w:rPr>
+          <w:sz w:val="32"/>
+          <w:szCs w:val="32"/>
+          <w:lang w:val="en-US"/>
+        </w:rPr>
+      </w:pPr>
+    </w:p>
+    <w:p>
+      <w:pPr>
+        <w:pStyle w:val="ListParagraph"/>
+        <w:rPr>
+          <w:sz w:val="32"/>
+          <w:szCs w:val="32"/>
+          <w:lang w:val="en-US"/>
+        </w:rPr>
+      </w:pPr>
+      <w:r>
+        <w:rPr>
+          <w:sz w:val="32"/>
+          <w:szCs w:val="32"/>
+          <w:lang w:val="en-US"/>
+        </w:rPr>
+        <w:t xml:space="preserve">Sorting using $sort operator </w:t>
+      </w:r>
+    </w:p>
+    <w:p>
+      <w:pPr>
+        <w:pStyle w:val="ListParagraph"/>
+        <w:rPr>
+          <w:sz w:val="32"/>
+          <w:szCs w:val="32"/>
+          <w:lang w:val="en-US"/>
+        </w:rPr>
+      </w:pPr>
+    </w:p>
+    <w:p>
+      <w:pPr>
+        <w:pStyle w:val="ListParagraph"/>
+        <w:rPr>
+          <w:sz w:val="32"/>
+          <w:szCs w:val="32"/>
+          <w:lang w:val="en-US"/>
+        </w:rPr>
+      </w:pPr>
+      <w:proofErr w:type="spellStart"/>
+      <w:proofErr w:type="gramStart"/>
+      <w:r>
+        <w:rPr>
+          <w:sz w:val="32"/>
+          <w:szCs w:val="32"/>
+          <w:highlight w:val="yellow"/>
+          <w:lang w:val="en-US"/>
+        </w:rPr>
+        <w:t>db.employees</w:t>
+      </w:r>
+      <w:proofErr w:type="gramEnd"/>
+      <w:r>
+        <w:rPr>
+          <w:sz w:val="32"/>
+          <w:szCs w:val="32"/>
+          <w:highlight w:val="yellow"/>
+          <w:lang w:val="en-US"/>
+        </w:rPr>
+        <w:t>.aggregate</w:t>
+      </w:r>
+      <w:proofErr w:type="spellEnd"/>
+      <w:proofErr w:type="gramStart"/>
+      <w:r>
+        <w:rPr>
+          <w:sz w:val="32"/>
+          <w:szCs w:val="32"/>
+          <w:highlight w:val="yellow"/>
+          <w:lang w:val="en-US"/>
+        </w:rPr>
+        <w:t>([{</w:t>
+      </w:r>
+      <w:proofErr w:type="gramEnd"/>
+      <w:r>
+        <w:rPr>
+          <w:sz w:val="32"/>
+          <w:szCs w:val="32"/>
+          <w:highlight w:val="yellow"/>
+          <w:lang w:val="en-US"/>
+        </w:rPr>
+        <w:t>$</w:t>
+      </w:r>
+      <w:proofErr w:type="gramStart"/>
+      <w:r>
+        <w:rPr>
+          <w:sz w:val="32"/>
+          <w:szCs w:val="32"/>
+          <w:highlight w:val="yellow"/>
+          <w:lang w:val="en-US"/>
+        </w:rPr>
+        <w:t>project:{</w:t>
+      </w:r>
+      <w:proofErr w:type="gramEnd"/>
+      <w:r>
+        <w:rPr>
+          <w:sz w:val="32"/>
+          <w:szCs w:val="32"/>
+          <w:highlight w:val="yellow"/>
+          <w:lang w:val="en-US"/>
+        </w:rPr>
+        <w:t>fname:</w:t>
+      </w:r>
+      <w:proofErr w:type="gramStart"/>
+      <w:r>
+        <w:rPr>
+          <w:sz w:val="32"/>
+          <w:szCs w:val="32"/>
+          <w:highlight w:val="yellow"/>
+          <w:lang w:val="en-US"/>
+        </w:rPr>
+        <w:t>1,salary</w:t>
+      </w:r>
+      <w:proofErr w:type="gramEnd"/>
+      <w:r>
+        <w:rPr>
+          <w:sz w:val="32"/>
+          <w:szCs w:val="32"/>
+          <w:highlight w:val="yellow"/>
+          <w:lang w:val="en-US"/>
+        </w:rPr>
+        <w:t>:</w:t>
+      </w:r>
+      <w:proofErr w:type="gramStart"/>
+      <w:r>
+        <w:rPr>
+          <w:sz w:val="32"/>
+          <w:szCs w:val="32"/>
+          <w:highlight w:val="yellow"/>
+          <w:lang w:val="en-US"/>
+        </w:rPr>
+        <w:t>1,_</w:t>
+      </w:r>
+      <w:proofErr w:type="gramEnd"/>
+      <w:r>
+        <w:rPr>
+          <w:sz w:val="32"/>
+          <w:szCs w:val="32"/>
+          <w:highlight w:val="yellow"/>
+          <w:lang w:val="en-US"/>
+        </w:rPr>
+        <w:t>id:1}</w:t>
+      </w:r>
+      <w:proofErr w:type="gramStart"/>
+      <w:r>
+        <w:rPr>
+          <w:sz w:val="32"/>
+          <w:szCs w:val="32"/>
+          <w:highlight w:val="yellow"/>
+          <w:lang w:val="en-US"/>
+        </w:rPr>
+        <w:t>} ,</w:t>
+      </w:r>
+      <w:proofErr w:type="gramEnd"/>
+      <w:r>
+        <w:rPr>
+          <w:sz w:val="32"/>
+          <w:szCs w:val="32"/>
+          <w:highlight w:val="yellow"/>
+          <w:lang w:val="en-US"/>
+        </w:rPr>
+        <w:t xml:space="preserve"> {$</w:t>
+      </w:r>
+      <w:proofErr w:type="gramStart"/>
+      <w:r>
+        <w:rPr>
+          <w:sz w:val="32"/>
+          <w:szCs w:val="32"/>
+          <w:highlight w:val="yellow"/>
+          <w:lang w:val="en-US"/>
+        </w:rPr>
+        <w:t>sort:{</w:t>
+      </w:r>
+      <w:proofErr w:type="gramEnd"/>
+      <w:r>
+        <w:rPr>
+          <w:sz w:val="32"/>
+          <w:szCs w:val="32"/>
+          <w:highlight w:val="yellow"/>
+          <w:lang w:val="en-US"/>
+        </w:rPr>
+        <w:t>salary:</w:t>
+      </w:r>
+      <w:proofErr w:type="gramStart"/>
+      <w:r>
+        <w:rPr>
+          <w:sz w:val="32"/>
+          <w:szCs w:val="32"/>
+          <w:highlight w:val="yellow"/>
+          <w:lang w:val="en-US"/>
+        </w:rPr>
+        <w:t>1}}]</w:t>
+      </w:r>
+      <w:proofErr w:type="gramEnd"/>
+      <w:r>
+        <w:rPr>
+          <w:sz w:val="32"/>
+          <w:szCs w:val="32"/>
+          <w:highlight w:val="yellow"/>
+          <w:lang w:val="en-US"/>
+        </w:rPr>
+        <w:t>);</w:t>
+      </w:r>
+    </w:p>
+    <w:p>
+      <w:pPr>
+        <w:pStyle w:val="ListParagraph"/>
+        <w:rPr>
+          <w:sz w:val="32"/>
+          <w:szCs w:val="32"/>
+          <w:lang w:val="en-US"/>
+        </w:rPr>
+      </w:pPr>
+    </w:p>
+    <w:p>
+      <w:pPr>
+        <w:pStyle w:val="ListParagraph"/>
+        <w:rPr>
+          <w:sz w:val="32"/>
+          <w:szCs w:val="32"/>
+          <w:lang w:val="en-US"/>
+        </w:rPr>
+      </w:pPr>
+      <w:r>
+        <w:rPr>
+          <w:sz w:val="32"/>
+          <w:szCs w:val="32"/>
+          <w:lang w:val="en-US"/>
+        </w:rPr>
+        <w:t xml:space="preserve">sorting using </w:t>
+      </w:r>
+      <w:proofErr w:type="gramStart"/>
+      <w:r>
+        <w:rPr>
+          <w:sz w:val="32"/>
+          <w:szCs w:val="32"/>
+          <w:lang w:val="en-US"/>
+        </w:rPr>
+        <w:t>sort</w:t>
+      </w:r>
+      <w:proofErr w:type="gramEnd"/>
+      <w:r>
+        <w:rPr>
+          <w:sz w:val="32"/>
+          <w:szCs w:val="32"/>
+          <w:lang w:val="en-US"/>
+        </w:rPr>
+        <w:t xml:space="preserve"> function </w:t>
+      </w:r>
+    </w:p>
+    <w:p>
+      <w:pPr>
+        <w:pStyle w:val="ListParagraph"/>
+        <w:rPr>
+          <w:sz w:val="32"/>
+          <w:szCs w:val="32"/>
+          <w:lang w:val="en-US"/>
+        </w:rPr>
+      </w:pPr>
+    </w:p>
+    <w:p>
+      <w:pPr>
+        <w:pStyle w:val="ListParagraph"/>
+        <w:rPr>
+          <w:sz w:val="32"/>
+          <w:szCs w:val="32"/>
+          <w:lang w:val="en-US"/>
+        </w:rPr>
+      </w:pPr>
+      <w:proofErr w:type="spellStart"/>
+      <w:proofErr w:type="gramStart"/>
+      <w:r>
+        <w:rPr>
+          <w:sz w:val="32"/>
+          <w:szCs w:val="32"/>
+          <w:highlight w:val="yellow"/>
+          <w:lang w:val="en-US"/>
+        </w:rPr>
+        <w:t>db.employees</w:t>
+      </w:r>
+      <w:proofErr w:type="gramEnd"/>
+      <w:r>
+        <w:rPr>
+          <w:sz w:val="32"/>
+          <w:szCs w:val="32"/>
+          <w:highlight w:val="yellow"/>
+          <w:lang w:val="en-US"/>
+        </w:rPr>
+        <w:t>.aggregate</w:t>
+      </w:r>
+      <w:proofErr w:type="spellEnd"/>
+      <w:proofErr w:type="gramStart"/>
+      <w:r>
+        <w:rPr>
+          <w:sz w:val="32"/>
+          <w:szCs w:val="32"/>
+          <w:highlight w:val="yellow"/>
+          <w:lang w:val="en-US"/>
+        </w:rPr>
+        <w:t>([{</w:t>
+      </w:r>
+      <w:proofErr w:type="gramEnd"/>
+      <w:r>
+        <w:rPr>
+          <w:sz w:val="32"/>
+          <w:szCs w:val="32"/>
+          <w:highlight w:val="yellow"/>
+          <w:lang w:val="en-US"/>
+        </w:rPr>
+        <w:t>$</w:t>
+      </w:r>
+      <w:proofErr w:type="gramStart"/>
+      <w:r>
+        <w:rPr>
+          <w:sz w:val="32"/>
+          <w:szCs w:val="32"/>
+          <w:highlight w:val="yellow"/>
+          <w:lang w:val="en-US"/>
+        </w:rPr>
+        <w:t>sort:{</w:t>
+      </w:r>
+      <w:proofErr w:type="gramEnd"/>
+      <w:r>
+        <w:rPr>
+          <w:sz w:val="32"/>
+          <w:szCs w:val="32"/>
+          <w:highlight w:val="yellow"/>
+          <w:lang w:val="en-US"/>
+        </w:rPr>
+        <w:t>salary:</w:t>
+      </w:r>
+      <w:proofErr w:type="gramStart"/>
+      <w:r>
+        <w:rPr>
+          <w:sz w:val="32"/>
+          <w:szCs w:val="32"/>
+          <w:highlight w:val="yellow"/>
+          <w:lang w:val="en-US"/>
+        </w:rPr>
+        <w:t>1}}]</w:t>
+      </w:r>
+      <w:proofErr w:type="gramEnd"/>
+      <w:r>
+        <w:rPr>
+          <w:sz w:val="32"/>
+          <w:szCs w:val="32"/>
+          <w:highlight w:val="yellow"/>
+          <w:lang w:val="en-US"/>
+        </w:rPr>
+        <w:t>);</w:t>
+      </w:r>
+    </w:p>
+    <w:p>
+      <w:pPr>
+        <w:pStyle w:val="ListParagraph"/>
+        <w:rPr>
+          <w:sz w:val="32"/>
+          <w:szCs w:val="32"/>
+          <w:lang w:val="en-US"/>
+        </w:rPr>
+      </w:pPr>
+      <w:proofErr w:type="spellStart"/>
+      <w:proofErr w:type="gramStart"/>
+      <w:r>
+        <w:rPr>
+          <w:sz w:val="32"/>
+          <w:szCs w:val="32"/>
+          <w:highlight w:val="yellow"/>
+          <w:lang w:val="en-US"/>
+        </w:rPr>
+        <w:t>db.employees</w:t>
+      </w:r>
+      <w:proofErr w:type="gramEnd"/>
+      <w:r>
+        <w:rPr>
+          <w:sz w:val="32"/>
+          <w:szCs w:val="32"/>
+          <w:highlight w:val="yellow"/>
+          <w:lang w:val="en-US"/>
+        </w:rPr>
+        <w:t>.aggregate</w:t>
+      </w:r>
+      <w:proofErr w:type="spellEnd"/>
+      <w:proofErr w:type="gramStart"/>
+      <w:r>
+        <w:rPr>
+          <w:sz w:val="32"/>
+          <w:szCs w:val="32"/>
+          <w:highlight w:val="yellow"/>
+          <w:lang w:val="en-US"/>
+        </w:rPr>
+        <w:t>([{</w:t>
+      </w:r>
+      <w:proofErr w:type="gramEnd"/>
+      <w:r>
+        <w:rPr>
+          <w:sz w:val="32"/>
+          <w:szCs w:val="32"/>
+          <w:highlight w:val="yellow"/>
+          <w:lang w:val="en-US"/>
+        </w:rPr>
+        <w:t>$</w:t>
+      </w:r>
+      <w:proofErr w:type="gramStart"/>
+      <w:r>
+        <w:rPr>
+          <w:sz w:val="32"/>
+          <w:szCs w:val="32"/>
+          <w:highlight w:val="yellow"/>
+          <w:lang w:val="en-US"/>
+        </w:rPr>
+        <w:t>project:{</w:t>
+      </w:r>
+      <w:proofErr w:type="gramEnd"/>
+      <w:r>
+        <w:rPr>
+          <w:sz w:val="32"/>
+          <w:szCs w:val="32"/>
+          <w:highlight w:val="yellow"/>
+          <w:lang w:val="en-US"/>
+        </w:rPr>
+        <w:t>fname:</w:t>
+      </w:r>
+      <w:proofErr w:type="gramStart"/>
+      <w:r>
+        <w:rPr>
+          <w:sz w:val="32"/>
+          <w:szCs w:val="32"/>
+          <w:highlight w:val="yellow"/>
+          <w:lang w:val="en-US"/>
+        </w:rPr>
+        <w:t>1,salary</w:t>
+      </w:r>
+      <w:proofErr w:type="gramEnd"/>
+      <w:r>
+        <w:rPr>
+          <w:sz w:val="32"/>
+          <w:szCs w:val="32"/>
+          <w:highlight w:val="yellow"/>
+          <w:lang w:val="en-US"/>
+        </w:rPr>
+        <w:t>:</w:t>
+      </w:r>
+      <w:proofErr w:type="gramStart"/>
+      <w:r>
+        <w:rPr>
+          <w:sz w:val="32"/>
+          <w:szCs w:val="32"/>
+          <w:highlight w:val="yellow"/>
+          <w:lang w:val="en-US"/>
+        </w:rPr>
+        <w:t>1,_</w:t>
+      </w:r>
+      <w:proofErr w:type="gramEnd"/>
+      <w:r>
+        <w:rPr>
+          <w:sz w:val="32"/>
+          <w:szCs w:val="32"/>
+          <w:highlight w:val="yellow"/>
+          <w:lang w:val="en-US"/>
+        </w:rPr>
+        <w:t>id:1}</w:t>
+      </w:r>
+      <w:proofErr w:type="gramStart"/>
+      <w:r>
+        <w:rPr>
+          <w:sz w:val="32"/>
+          <w:szCs w:val="32"/>
+          <w:highlight w:val="yellow"/>
+          <w:lang w:val="en-US"/>
+        </w:rPr>
+        <w:t>} ,</w:t>
+      </w:r>
+      <w:proofErr w:type="gramEnd"/>
+      <w:r>
+        <w:rPr>
+          <w:sz w:val="32"/>
+          <w:szCs w:val="32"/>
+          <w:highlight w:val="yellow"/>
+          <w:lang w:val="en-US"/>
+        </w:rPr>
+        <w:t xml:space="preserve"> {$</w:t>
+      </w:r>
+      <w:proofErr w:type="gramStart"/>
+      <w:r>
+        <w:rPr>
+          <w:sz w:val="32"/>
+          <w:szCs w:val="32"/>
+          <w:highlight w:val="yellow"/>
+          <w:lang w:val="en-US"/>
+        </w:rPr>
+        <w:t>sort:{</w:t>
+      </w:r>
+      <w:proofErr w:type="gramEnd"/>
+      <w:r>
+        <w:rPr>
+          <w:sz w:val="32"/>
+          <w:szCs w:val="32"/>
+          <w:highlight w:val="yellow"/>
+          <w:lang w:val="en-US"/>
+        </w:rPr>
+        <w:t>salary:</w:t>
+      </w:r>
+      <w:proofErr w:type="gramStart"/>
+      <w:r>
+        <w:rPr>
+          <w:sz w:val="32"/>
+          <w:szCs w:val="32"/>
+          <w:highlight w:val="yellow"/>
+          <w:lang w:val="en-US"/>
+        </w:rPr>
+        <w:t>1}}]</w:t>
+      </w:r>
+      <w:proofErr w:type="gramEnd"/>
+      <w:r>
+        <w:rPr>
+          <w:sz w:val="32"/>
+          <w:szCs w:val="32"/>
+          <w:highlight w:val="yellow"/>
+          <w:lang w:val="en-US"/>
+        </w:rPr>
+        <w:t>);</w:t>
+      </w:r>
+    </w:p>
+    <w:p>
+      <w:pPr>
+        <w:pStyle w:val="ListParagraph"/>
+        <w:numPr>
+          <w:ilvl w:val="0"/>
+          <w:numId w:val="21"/>
+        </w:numPr>
+        <w:rPr>
+          <w:sz w:val="32"/>
+          <w:szCs w:val="32"/>
+          <w:lang w:val="en-US"/>
+        </w:rPr>
+      </w:pPr>
+      <w:r>
+        <w:rPr>
+          <w:sz w:val="32"/>
+          <w:szCs w:val="32"/>
+          <w:lang w:val="en-US"/>
+        </w:rPr>
+        <w:lastRenderedPageBreak/>
+        <w:t>$</w:t>
+      </w:r>
+      <w:proofErr w:type="gramStart"/>
+      <w:r>
+        <w:rPr>
+          <w:sz w:val="32"/>
+          <w:szCs w:val="32"/>
+          <w:lang w:val="en-US"/>
+        </w:rPr>
+        <w:t>limit :</w:t>
+      </w:r>
+      <w:proofErr w:type="gramEnd"/>
+      <w:r>
+        <w:rPr>
+          <w:sz w:val="32"/>
+          <w:szCs w:val="32"/>
+          <w:lang w:val="en-US"/>
+        </w:rPr>
+        <w:t xml:space="preserve"> display n number of document </w:t>
+      </w:r>
+    </w:p>
+    <w:p>
+      <w:pPr>
+        <w:pStyle w:val="ListParagraph"/>
+        <w:numPr>
+          <w:ilvl w:val="0"/>
+          <w:numId w:val="21"/>
+        </w:numPr>
+        <w:rPr>
+          <w:sz w:val="32"/>
+          <w:szCs w:val="32"/>
+          <w:lang w:val="en-US"/>
+        </w:rPr>
+      </w:pPr>
+      <w:r>
+        <w:rPr>
+          <w:sz w:val="32"/>
+          <w:szCs w:val="32"/>
+          <w:lang w:val="en-US"/>
+        </w:rPr>
+        <w:t>$</w:t>
+      </w:r>
+      <w:proofErr w:type="gramStart"/>
+      <w:r>
+        <w:rPr>
+          <w:sz w:val="32"/>
+          <w:szCs w:val="32"/>
+          <w:lang w:val="en-US"/>
+        </w:rPr>
+        <w:t>skip :</w:t>
+      </w:r>
+      <w:proofErr w:type="gramEnd"/>
+      <w:r>
+        <w:rPr>
+          <w:sz w:val="32"/>
+          <w:szCs w:val="32"/>
+          <w:lang w:val="en-US"/>
+        </w:rPr>
+        <w:t xml:space="preserve"> skip number of document from a collection </w:t>
+      </w:r>
+    </w:p>
+    <w:p>
+      <w:pPr>
+        <w:pStyle w:val="ListParagraph"/>
+        <w:numPr>
+          <w:ilvl w:val="0"/>
+          <w:numId w:val="21"/>
+        </w:numPr>
+        <w:rPr>
+          <w:sz w:val="32"/>
+          <w:szCs w:val="32"/>
+          <w:lang w:val="en-US"/>
+        </w:rPr>
+      </w:pPr>
+      <w:r>
+        <w:rPr>
+          <w:sz w:val="32"/>
+          <w:szCs w:val="32"/>
+          <w:highlight w:val="yellow"/>
+          <w:lang w:val="en-US"/>
+        </w:rPr>
+        <w:t>$</w:t>
+      </w:r>
+      <w:proofErr w:type="gramStart"/>
+      <w:r>
+        <w:rPr>
+          <w:sz w:val="32"/>
+          <w:szCs w:val="32"/>
+          <w:highlight w:val="yellow"/>
+          <w:lang w:val="en-US"/>
+        </w:rPr>
+        <w:t>lookup</w:t>
+      </w:r>
+      <w:r>
+        <w:rPr>
+          <w:sz w:val="32"/>
+          <w:szCs w:val="32"/>
+          <w:lang w:val="en-US"/>
+        </w:rPr>
+        <w:t xml:space="preserve"> :</w:t>
+      </w:r>
+      <w:proofErr w:type="gramEnd"/>
+      <w:r>
+        <w:rPr>
+          <w:sz w:val="32"/>
+          <w:szCs w:val="32"/>
+          <w:lang w:val="en-US"/>
+        </w:rPr>
+        <w:t xml:space="preserve"> this operator is </w:t>
+      </w:r>
+      <w:proofErr w:type="gramStart"/>
+      <w:r>
+        <w:rPr>
+          <w:sz w:val="32"/>
+          <w:szCs w:val="32"/>
+          <w:lang w:val="en-US"/>
+        </w:rPr>
+        <w:t>use</w:t>
+      </w:r>
+      <w:proofErr w:type="gramEnd"/>
+      <w:r>
+        <w:rPr>
+          <w:sz w:val="32"/>
+          <w:szCs w:val="32"/>
+          <w:lang w:val="en-US"/>
+        </w:rPr>
+        <w:t xml:space="preserve"> to retrieve </w:t>
+      </w:r>
+      <w:proofErr w:type="gramStart"/>
+      <w:r>
+        <w:rPr>
+          <w:sz w:val="32"/>
+          <w:szCs w:val="32"/>
+          <w:lang w:val="en-US"/>
+        </w:rPr>
+        <w:t>document</w:t>
+      </w:r>
+      <w:proofErr w:type="gramEnd"/>
+      <w:r>
+        <w:rPr>
+          <w:sz w:val="32"/>
+          <w:szCs w:val="32"/>
+          <w:lang w:val="en-US"/>
+        </w:rPr>
+        <w:t xml:space="preserve"> from more than one collection with common attribute </w:t>
+      </w:r>
+      <w:proofErr w:type="gramStart"/>
+      <w:r>
+        <w:rPr>
+          <w:sz w:val="32"/>
+          <w:szCs w:val="32"/>
+          <w:lang w:val="en-US"/>
+        </w:rPr>
+        <w:t>like a join</w:t>
+      </w:r>
+      <w:proofErr w:type="gramEnd"/>
+      <w:r>
+        <w:rPr>
+          <w:sz w:val="32"/>
+          <w:szCs w:val="32"/>
+          <w:lang w:val="en-US"/>
+        </w:rPr>
+        <w:t>.</w:t>
+      </w:r>
+    </w:p>
+    <w:p>
+      <w:pPr>
+        <w:pStyle w:val="ListParagraph"/>
+        <w:rPr>
+          <w:sz w:val="32"/>
+          <w:szCs w:val="32"/>
+          <w:lang w:val="en-US"/>
+        </w:rPr>
+      </w:pPr>
+    </w:p>
+    <w:p>
+      <w:pPr>
+        <w:pStyle w:val="ListParagraph"/>
+        <w:rPr>
+          <w:sz w:val="32"/>
+          <w:szCs w:val="32"/>
+          <w:lang w:val="en-US"/>
+        </w:rPr>
+      </w:pPr>
+      <w:proofErr w:type="gramStart"/>
+      <w:r>
+        <w:rPr>
+          <w:sz w:val="32"/>
+          <w:szCs w:val="32"/>
+          <w:lang w:val="en-US"/>
+        </w:rPr>
+        <w:t>d</w:t>
+      </w:r>
+      <w:r>
+        <w:rPr>
+          <w:sz w:val="32"/>
+          <w:szCs w:val="32"/>
+          <w:lang w:val="en-US"/>
+        </w:rPr>
+        <w:t>b.</w:t>
+      </w:r>
+      <w:r>
+        <w:rPr>
+          <w:sz w:val="32"/>
+          <w:szCs w:val="32"/>
+          <w:lang w:val="en-US"/>
+        </w:rPr>
+        <w:t>Trainer2.find</w:t>
+      </w:r>
+      <w:proofErr w:type="gramEnd"/>
+      <w:r>
+        <w:rPr>
+          <w:sz w:val="32"/>
+          <w:szCs w:val="32"/>
+          <w:lang w:val="en-US"/>
+        </w:rPr>
+        <w:t>();</w:t>
+      </w:r>
+    </w:p>
+    <w:p>
+      <w:pPr>
+        <w:pStyle w:val="ListParagraph"/>
+        <w:rPr>
+          <w:sz w:val="32"/>
+          <w:szCs w:val="32"/>
+          <w:lang w:val="en-US"/>
+        </w:rPr>
+      </w:pPr>
+      <w:proofErr w:type="gramStart"/>
+      <w:r>
+        <w:rPr>
+          <w:sz w:val="32"/>
+          <w:szCs w:val="32"/>
+          <w:lang w:val="en-US"/>
+        </w:rPr>
+        <w:t>db.Student2.find</w:t>
+      </w:r>
+      <w:proofErr w:type="gramEnd"/>
+      <w:r>
+        <w:rPr>
+          <w:sz w:val="32"/>
+          <w:szCs w:val="32"/>
+          <w:lang w:val="en-US"/>
+        </w:rPr>
+        <w:t>();</w:t>
+      </w:r>
+    </w:p>
+    <w:p>
+      <w:pPr>
+        <w:pStyle w:val="ListParagraph"/>
+        <w:rPr>
+          <w:sz w:val="32"/>
+          <w:szCs w:val="32"/>
+          <w:lang w:val="en-US"/>
+        </w:rPr>
+      </w:pPr>
+    </w:p>
+    <w:p>
+      <w:pPr>
+        <w:pStyle w:val="ListParagraph"/>
+        <w:rPr>
+          <w:sz w:val="32"/>
+          <w:szCs w:val="32"/>
+          <w:lang w:val="en-US"/>
+        </w:rPr>
+      </w:pPr>
+      <w:r>
+        <w:rPr>
+          <w:sz w:val="32"/>
+          <w:szCs w:val="32"/>
+          <w:lang w:val="en-US"/>
+        </w:rPr>
+        <w:t xml:space="preserve">like a join </w:t>
+      </w:r>
+    </w:p>
+    <w:p>
+      <w:pPr>
+        <w:pStyle w:val="ListParagraph"/>
+        <w:rPr>
+          <w:sz w:val="32"/>
+          <w:szCs w:val="32"/>
+          <w:lang w:val="en-US"/>
+        </w:rPr>
+      </w:pPr>
+      <w:r>
+        <w:rPr>
+          <w:sz w:val="32"/>
+          <w:szCs w:val="32"/>
+          <w:lang w:val="en-US"/>
+        </w:rPr>
+        <w:t>retrieve data through Student2 lookup in Trainer2</w:t>
+      </w:r>
+    </w:p>
+    <w:p>
+      <w:pPr>
+        <w:pStyle w:val="ListParagraph"/>
+        <w:rPr>
+          <w:sz w:val="32"/>
+          <w:szCs w:val="32"/>
+          <w:highlight w:val="yellow"/>
+          <w:lang w:val="en-US"/>
+        </w:rPr>
+      </w:pPr>
+    </w:p>
+    <w:p>
+      <w:pPr>
+        <w:pStyle w:val="ListParagraph"/>
+        <w:rPr>
+          <w:sz w:val="32"/>
+          <w:szCs w:val="32"/>
+          <w:lang w:val="en-US"/>
+        </w:rPr>
+      </w:pPr>
+      <w:proofErr w:type="gramStart"/>
+      <w:r>
+        <w:rPr>
+          <w:sz w:val="32"/>
+          <w:szCs w:val="32"/>
+          <w:highlight w:val="yellow"/>
+          <w:lang w:val="en-US"/>
+        </w:rPr>
+        <w:t>db.Student2.aggregate([{</w:t>
+      </w:r>
+      <w:proofErr w:type="gramEnd"/>
+      <w:r>
+        <w:rPr>
+          <w:sz w:val="32"/>
+          <w:szCs w:val="32"/>
+          <w:highlight w:val="yellow"/>
+          <w:lang w:val="en-US"/>
+        </w:rPr>
+        <w:t>$</w:t>
+      </w:r>
+      <w:proofErr w:type="gramStart"/>
+      <w:r>
+        <w:rPr>
+          <w:sz w:val="32"/>
+          <w:szCs w:val="32"/>
+          <w:highlight w:val="yellow"/>
+          <w:lang w:val="en-US"/>
+        </w:rPr>
+        <w:t>lookup:{</w:t>
+      </w:r>
+      <w:proofErr w:type="gramEnd"/>
+      <w:r>
+        <w:rPr>
+          <w:sz w:val="32"/>
+          <w:szCs w:val="32"/>
+          <w:highlight w:val="yellow"/>
+          <w:lang w:val="en-US"/>
+        </w:rPr>
+        <w:t>from:"Trainer2</w:t>
+      </w:r>
+      <w:proofErr w:type="gramStart"/>
+      <w:r>
+        <w:rPr>
+          <w:sz w:val="32"/>
+          <w:szCs w:val="32"/>
+          <w:highlight w:val="yellow"/>
+          <w:lang w:val="en-US"/>
+        </w:rPr>
+        <w:t>",localField</w:t>
+      </w:r>
+      <w:proofErr w:type="gramEnd"/>
+      <w:r>
+        <w:rPr>
+          <w:sz w:val="32"/>
+          <w:szCs w:val="32"/>
+          <w:highlight w:val="yellow"/>
+          <w:lang w:val="en-US"/>
+        </w:rPr>
+        <w:t>:"tid</w:t>
+      </w:r>
+      <w:proofErr w:type="gramStart"/>
+      <w:r>
+        <w:rPr>
+          <w:sz w:val="32"/>
+          <w:szCs w:val="32"/>
+          <w:highlight w:val="yellow"/>
+          <w:lang w:val="en-US"/>
+        </w:rPr>
+        <w:t>",foreignField</w:t>
+      </w:r>
+      <w:proofErr w:type="gramEnd"/>
+      <w:r>
+        <w:rPr>
+          <w:sz w:val="32"/>
+          <w:szCs w:val="32"/>
+          <w:highlight w:val="yellow"/>
+          <w:lang w:val="en-US"/>
+        </w:rPr>
+        <w:t>:"_id</w:t>
+      </w:r>
+      <w:proofErr w:type="gramStart"/>
+      <w:r>
+        <w:rPr>
+          <w:sz w:val="32"/>
+          <w:szCs w:val="32"/>
+          <w:highlight w:val="yellow"/>
+          <w:lang w:val="en-US"/>
+        </w:rPr>
+        <w:t>",as</w:t>
+      </w:r>
+      <w:proofErr w:type="gramEnd"/>
+      <w:r>
+        <w:rPr>
+          <w:sz w:val="32"/>
+          <w:szCs w:val="32"/>
+          <w:highlight w:val="yellow"/>
+          <w:lang w:val="en-US"/>
+        </w:rPr>
+        <w:t>:"</w:t>
+      </w:r>
+      <w:proofErr w:type="gramStart"/>
+      <w:r>
+        <w:rPr>
+          <w:sz w:val="32"/>
+          <w:szCs w:val="32"/>
+          <w:highlight w:val="yellow"/>
+          <w:lang w:val="en-US"/>
+        </w:rPr>
+        <w:t>TrainerInfo"}}</w:t>
+      </w:r>
+      <w:proofErr w:type="gramEnd"/>
+      <w:r>
+        <w:rPr>
+          <w:sz w:val="32"/>
+          <w:szCs w:val="32"/>
+          <w:highlight w:val="yellow"/>
+          <w:lang w:val="en-US"/>
+        </w:rPr>
+        <w:t>]);</w:t>
+      </w:r>
+    </w:p>
+    <w:p>
+      <w:pPr>
+        <w:pStyle w:val="ListParagraph"/>
+        <w:rPr>
+          <w:sz w:val="32"/>
+          <w:szCs w:val="32"/>
+          <w:lang w:val="en-US"/>
+        </w:rPr>
+      </w:pPr>
+    </w:p>
+    <w:p>
+      <w:pPr>
+        <w:pStyle w:val="ListParagraph"/>
+        <w:rPr>
+          <w:sz w:val="32"/>
+          <w:szCs w:val="32"/>
+          <w:lang w:val="en-US"/>
+        </w:rPr>
+      </w:pPr>
+      <w:r>
+        <w:rPr>
+          <w:sz w:val="32"/>
+          <w:szCs w:val="32"/>
+          <w:lang w:val="en-US"/>
+        </w:rPr>
+        <w:t>retrieve data through Trainer2 lookup in Student2</w:t>
+      </w:r>
+    </w:p>
+    <w:p>
+      <w:pPr>
+        <w:pStyle w:val="ListParagraph"/>
+        <w:rPr>
+          <w:sz w:val="32"/>
+          <w:szCs w:val="32"/>
+          <w:lang w:val="en-US"/>
+        </w:rPr>
+      </w:pPr>
+    </w:p>
+    <w:p>
+      <w:pPr>
+        <w:pStyle w:val="ListParagraph"/>
+        <w:rPr>
+          <w:sz w:val="32"/>
+          <w:szCs w:val="32"/>
+          <w:lang w:val="en-US"/>
+        </w:rPr>
+      </w:pPr>
+      <w:proofErr w:type="gramStart"/>
+      <w:r>
+        <w:rPr>
+          <w:sz w:val="32"/>
+          <w:szCs w:val="32"/>
+          <w:highlight w:val="yellow"/>
+          <w:lang w:val="en-US"/>
+        </w:rPr>
+        <w:t>db.Trainer2.aggregate</w:t>
+      </w:r>
+      <w:proofErr w:type="gramEnd"/>
+      <w:r>
+        <w:rPr>
+          <w:sz w:val="32"/>
+          <w:szCs w:val="32"/>
+          <w:highlight w:val="yellow"/>
+          <w:lang w:val="en-US"/>
+        </w:rPr>
+        <w:t>([{$</w:t>
+      </w:r>
+      <w:proofErr w:type="gramStart"/>
+      <w:r>
+        <w:rPr>
+          <w:sz w:val="32"/>
+          <w:szCs w:val="32"/>
+          <w:highlight w:val="yellow"/>
+          <w:lang w:val="en-US"/>
+        </w:rPr>
+        <w:t>lookup:{</w:t>
+      </w:r>
+      <w:proofErr w:type="gramEnd"/>
+      <w:r>
+        <w:rPr>
+          <w:sz w:val="32"/>
+          <w:szCs w:val="32"/>
+          <w:highlight w:val="yellow"/>
+          <w:lang w:val="en-US"/>
+        </w:rPr>
+        <w:t>from:"Student2</w:t>
+      </w:r>
+      <w:proofErr w:type="gramStart"/>
+      <w:r>
+        <w:rPr>
+          <w:sz w:val="32"/>
+          <w:szCs w:val="32"/>
+          <w:highlight w:val="yellow"/>
+          <w:lang w:val="en-US"/>
+        </w:rPr>
+        <w:t>",localField</w:t>
+      </w:r>
+      <w:proofErr w:type="gramEnd"/>
+      <w:r>
+        <w:rPr>
+          <w:sz w:val="32"/>
+          <w:szCs w:val="32"/>
+          <w:highlight w:val="yellow"/>
+          <w:lang w:val="en-US"/>
+        </w:rPr>
+        <w:t>:"_id</w:t>
+      </w:r>
+      <w:proofErr w:type="gramStart"/>
+      <w:r>
+        <w:rPr>
+          <w:sz w:val="32"/>
+          <w:szCs w:val="32"/>
+          <w:highlight w:val="yellow"/>
+          <w:lang w:val="en-US"/>
+        </w:rPr>
+        <w:t>",foreignField</w:t>
+      </w:r>
+      <w:proofErr w:type="gramEnd"/>
+      <w:r>
+        <w:rPr>
+          <w:sz w:val="32"/>
+          <w:szCs w:val="32"/>
+          <w:highlight w:val="yellow"/>
+          <w:lang w:val="en-US"/>
+        </w:rPr>
+        <w:t>:"tid</w:t>
+      </w:r>
+      <w:proofErr w:type="gramStart"/>
+      <w:r>
+        <w:rPr>
+          <w:sz w:val="32"/>
+          <w:szCs w:val="32"/>
+          <w:highlight w:val="yellow"/>
+          <w:lang w:val="en-US"/>
+        </w:rPr>
+        <w:t>",as</w:t>
+      </w:r>
+      <w:proofErr w:type="gramEnd"/>
+      <w:r>
+        <w:rPr>
+          <w:sz w:val="32"/>
+          <w:szCs w:val="32"/>
+          <w:highlight w:val="yellow"/>
+          <w:lang w:val="en-US"/>
+        </w:rPr>
+        <w:t>:"</w:t>
+      </w:r>
+      <w:proofErr w:type="gramStart"/>
+      <w:r>
+        <w:rPr>
+          <w:sz w:val="32"/>
+          <w:szCs w:val="32"/>
+          <w:highlight w:val="yellow"/>
+          <w:lang w:val="en-US"/>
+        </w:rPr>
+        <w:t>StudentInfo"}}</w:t>
+      </w:r>
+      <w:proofErr w:type="gramEnd"/>
+      <w:r>
+        <w:rPr>
+          <w:sz w:val="32"/>
+          <w:szCs w:val="32"/>
+          <w:highlight w:val="yellow"/>
+          <w:lang w:val="en-US"/>
+        </w:rPr>
+        <w:t>]);</w:t>
+      </w:r>
+    </w:p>
+    <w:p>
+      <w:pPr>
+        <w:pStyle w:val="ListParagraph"/>
+        <w:rPr>
+          <w:sz w:val="32"/>
+          <w:szCs w:val="32"/>
+          <w:lang w:val="en-US"/>
+        </w:rPr>
+      </w:pPr>
     </w:p>
     <w:p>
       <w:pPr>

--- a/FSD MERN - Designing and Managing Databases with MongoDB/FSD - Designing and Managing Databases with MongoDB - Day 8 - 01-05-206.docx
+++ b/FSD MERN - Designing and Managing Databases with MongoDB/FSD - Designing and Managing Databases with MongoDB - Day 8 - 01-05-206.docx
@@ -2576,6 +2576,2119 @@
         </w:rPr>
         <w:t>]);</w:t>
       </w:r>
+    </w:p>
+    <w:p>
+      <w:pPr>
+        <w:pStyle w:val="ListParagraph"/>
+        <w:rPr>
+          <w:sz w:val="32"/>
+          <w:szCs w:val="32"/>
+          <w:lang w:val="en-US"/>
+        </w:rPr>
+      </w:pPr>
+    </w:p>
+    <w:p>
+      <w:pPr>
+        <w:pStyle w:val="ListParagraph"/>
+        <w:numPr>
+          <w:ilvl w:val="0"/>
+          <w:numId w:val="21"/>
+        </w:numPr>
+        <w:rPr>
+          <w:sz w:val="32"/>
+          <w:szCs w:val="32"/>
+          <w:lang w:val="en-US"/>
+        </w:rPr>
+      </w:pPr>
+      <w:r>
+        <w:rPr>
+          <w:sz w:val="32"/>
+          <w:szCs w:val="32"/>
+          <w:lang w:val="en-US"/>
+        </w:rPr>
+        <w:t>$</w:t>
+      </w:r>
+      <w:proofErr w:type="gramStart"/>
+      <w:r>
+        <w:rPr>
+          <w:sz w:val="32"/>
+          <w:szCs w:val="32"/>
+          <w:lang w:val="en-US"/>
+        </w:rPr>
+        <w:t>group :this</w:t>
+      </w:r>
+      <w:proofErr w:type="gramEnd"/>
+      <w:r>
+        <w:rPr>
+          <w:sz w:val="32"/>
+          <w:szCs w:val="32"/>
+          <w:lang w:val="en-US"/>
+        </w:rPr>
+        <w:t xml:space="preserve"> operator is </w:t>
+      </w:r>
+      <w:proofErr w:type="gramStart"/>
+      <w:r>
+        <w:rPr>
+          <w:sz w:val="32"/>
+          <w:szCs w:val="32"/>
+          <w:lang w:val="en-US"/>
+        </w:rPr>
+        <w:t>use</w:t>
+      </w:r>
+      <w:proofErr w:type="gramEnd"/>
+      <w:r>
+        <w:rPr>
+          <w:sz w:val="32"/>
+          <w:szCs w:val="32"/>
+          <w:lang w:val="en-US"/>
+        </w:rPr>
+        <w:t xml:space="preserve"> to make the collection group base upon group or repeating value property. Like a group by clause in RDBMS </w:t>
+      </w:r>
+    </w:p>
+    <w:p>
+      <w:pPr>
+        <w:pStyle w:val="ListParagraph"/>
+        <w:rPr>
+          <w:sz w:val="32"/>
+          <w:szCs w:val="32"/>
+          <w:lang w:val="en-US"/>
+        </w:rPr>
+      </w:pPr>
+    </w:p>
+    <w:p>
+      <w:pPr>
+        <w:pStyle w:val="ListParagraph"/>
+        <w:rPr>
+          <w:sz w:val="32"/>
+          <w:szCs w:val="32"/>
+          <w:lang w:val="en-US"/>
+        </w:rPr>
+      </w:pPr>
+      <w:r>
+        <w:rPr>
+          <w:sz w:val="32"/>
+          <w:szCs w:val="32"/>
+          <w:lang w:val="en-US"/>
+        </w:rPr>
+        <w:t xml:space="preserve">Mongo </w:t>
+      </w:r>
+      <w:proofErr w:type="spellStart"/>
+      <w:r>
+        <w:rPr>
+          <w:sz w:val="32"/>
+          <w:szCs w:val="32"/>
+          <w:lang w:val="en-US"/>
+        </w:rPr>
+        <w:t>db</w:t>
+      </w:r>
+      <w:proofErr w:type="spellEnd"/>
+      <w:r>
+        <w:rPr>
+          <w:sz w:val="32"/>
+          <w:szCs w:val="32"/>
+          <w:lang w:val="en-US"/>
+        </w:rPr>
+        <w:t xml:space="preserve"> provided </w:t>
+      </w:r>
+      <w:proofErr w:type="spellStart"/>
+      <w:r>
+        <w:rPr>
+          <w:sz w:val="32"/>
+          <w:szCs w:val="32"/>
+          <w:lang w:val="en-US"/>
+        </w:rPr>
+        <w:t>maths</w:t>
+      </w:r>
+      <w:proofErr w:type="spellEnd"/>
+      <w:r>
+        <w:rPr>
+          <w:sz w:val="32"/>
+          <w:szCs w:val="32"/>
+          <w:lang w:val="en-US"/>
+        </w:rPr>
+        <w:t xml:space="preserve"> </w:t>
+      </w:r>
+      <w:proofErr w:type="gramStart"/>
+      <w:r>
+        <w:rPr>
+          <w:sz w:val="32"/>
+          <w:szCs w:val="32"/>
+          <w:lang w:val="en-US"/>
+        </w:rPr>
+        <w:t>operator</w:t>
+      </w:r>
+      <w:proofErr w:type="gramEnd"/>
+      <w:r>
+        <w:rPr>
+          <w:sz w:val="32"/>
+          <w:szCs w:val="32"/>
+          <w:lang w:val="en-US"/>
+        </w:rPr>
+        <w:t xml:space="preserve"> to do </w:t>
+      </w:r>
+      <w:proofErr w:type="spellStart"/>
+      <w:r>
+        <w:rPr>
+          <w:sz w:val="32"/>
+          <w:szCs w:val="32"/>
+          <w:lang w:val="en-US"/>
+        </w:rPr>
+        <w:t>maths</w:t>
+      </w:r>
+      <w:proofErr w:type="spellEnd"/>
+      <w:r>
+        <w:rPr>
+          <w:sz w:val="32"/>
+          <w:szCs w:val="32"/>
+          <w:lang w:val="en-US"/>
+        </w:rPr>
+        <w:t xml:space="preserve"> operation on group of records. </w:t>
+      </w:r>
+    </w:p>
+    <w:p>
+      <w:pPr>
+        <w:pStyle w:val="ListParagraph"/>
+        <w:rPr>
+          <w:sz w:val="32"/>
+          <w:szCs w:val="32"/>
+          <w:lang w:val="en-US"/>
+        </w:rPr>
+      </w:pPr>
+      <w:r>
+        <w:rPr>
+          <w:sz w:val="32"/>
+          <w:szCs w:val="32"/>
+          <w:lang w:val="en-US"/>
+        </w:rPr>
+        <w:t>$sum, $</w:t>
+      </w:r>
+      <w:proofErr w:type="spellStart"/>
+      <w:proofErr w:type="gramStart"/>
+      <w:r>
+        <w:rPr>
+          <w:sz w:val="32"/>
+          <w:szCs w:val="32"/>
+          <w:lang w:val="en-US"/>
+        </w:rPr>
+        <w:t>max,$</w:t>
+      </w:r>
+      <w:proofErr w:type="gramEnd"/>
+      <w:r>
+        <w:rPr>
+          <w:sz w:val="32"/>
+          <w:szCs w:val="32"/>
+          <w:lang w:val="en-US"/>
+        </w:rPr>
+        <w:t>min</w:t>
+      </w:r>
+      <w:proofErr w:type="spellEnd"/>
+      <w:r>
+        <w:rPr>
+          <w:sz w:val="32"/>
+          <w:szCs w:val="32"/>
+          <w:lang w:val="en-US"/>
+        </w:rPr>
+        <w:t>, $</w:t>
+      </w:r>
+      <w:proofErr w:type="spellStart"/>
+      <w:proofErr w:type="gramStart"/>
+      <w:r>
+        <w:rPr>
+          <w:sz w:val="32"/>
+          <w:szCs w:val="32"/>
+          <w:lang w:val="en-US"/>
+        </w:rPr>
+        <w:t>avg,$</w:t>
+      </w:r>
+      <w:proofErr w:type="gramEnd"/>
+      <w:r>
+        <w:rPr>
+          <w:sz w:val="32"/>
+          <w:szCs w:val="32"/>
+          <w:lang w:val="en-US"/>
+        </w:rPr>
+        <w:t>count</w:t>
+      </w:r>
+      <w:proofErr w:type="spellEnd"/>
+      <w:r>
+        <w:rPr>
+          <w:sz w:val="32"/>
+          <w:szCs w:val="32"/>
+          <w:lang w:val="en-US"/>
+        </w:rPr>
+        <w:t xml:space="preserve"> </w:t>
+      </w:r>
+    </w:p>
+    <w:p>
+      <w:pPr>
+        <w:pStyle w:val="ListParagraph"/>
+        <w:rPr>
+          <w:sz w:val="32"/>
+          <w:szCs w:val="32"/>
+          <w:lang w:val="en-US"/>
+        </w:rPr>
+      </w:pPr>
+    </w:p>
+    <w:p>
+      <w:pPr>
+        <w:pStyle w:val="ListParagraph"/>
+        <w:rPr>
+          <w:sz w:val="32"/>
+          <w:szCs w:val="32"/>
+          <w:lang w:val="en-US"/>
+        </w:rPr>
+      </w:pPr>
+    </w:p>
+    <w:p>
+      <w:pPr>
+        <w:pStyle w:val="ListParagraph"/>
+        <w:rPr>
+          <w:sz w:val="32"/>
+          <w:szCs w:val="32"/>
+          <w:lang w:val="en-US"/>
+        </w:rPr>
+      </w:pPr>
+    </w:p>
+    <w:p>
+      <w:pPr>
+        <w:pStyle w:val="ListParagraph"/>
+        <w:rPr>
+          <w:sz w:val="32"/>
+          <w:szCs w:val="32"/>
+          <w:lang w:val="en-US"/>
+        </w:rPr>
+      </w:pPr>
+    </w:p>
+    <w:p>
+      <w:pPr>
+        <w:pStyle w:val="ListParagraph"/>
+        <w:rPr>
+          <w:sz w:val="32"/>
+          <w:szCs w:val="32"/>
+          <w:lang w:val="en-US"/>
+        </w:rPr>
+      </w:pPr>
+      <w:r>
+        <w:rPr>
+          <w:sz w:val="32"/>
+          <w:szCs w:val="32"/>
+          <w:lang w:val="en-US"/>
+        </w:rPr>
+        <w:lastRenderedPageBreak/>
+        <w:t xml:space="preserve">Created only group by </w:t>
+      </w:r>
+      <w:proofErr w:type="spellStart"/>
+      <w:r>
+        <w:rPr>
+          <w:sz w:val="32"/>
+          <w:szCs w:val="32"/>
+          <w:lang w:val="en-US"/>
+        </w:rPr>
+        <w:t>deptId</w:t>
+      </w:r>
+      <w:proofErr w:type="spellEnd"/>
+    </w:p>
+    <w:p>
+      <w:pPr>
+        <w:pStyle w:val="ListParagraph"/>
+        <w:rPr>
+          <w:sz w:val="32"/>
+          <w:szCs w:val="32"/>
+          <w:lang w:val="en-US"/>
+        </w:rPr>
+      </w:pPr>
+      <w:proofErr w:type="spellStart"/>
+      <w:proofErr w:type="gramStart"/>
+      <w:r>
+        <w:rPr>
+          <w:sz w:val="32"/>
+          <w:szCs w:val="32"/>
+          <w:highlight w:val="yellow"/>
+          <w:lang w:val="en-US"/>
+        </w:rPr>
+        <w:t>db.employees</w:t>
+      </w:r>
+      <w:proofErr w:type="gramEnd"/>
+      <w:r>
+        <w:rPr>
+          <w:sz w:val="32"/>
+          <w:szCs w:val="32"/>
+          <w:highlight w:val="yellow"/>
+          <w:lang w:val="en-US"/>
+        </w:rPr>
+        <w:t>.aggregate</w:t>
+      </w:r>
+      <w:proofErr w:type="spellEnd"/>
+      <w:proofErr w:type="gramStart"/>
+      <w:r>
+        <w:rPr>
+          <w:sz w:val="32"/>
+          <w:szCs w:val="32"/>
+          <w:highlight w:val="yellow"/>
+          <w:lang w:val="en-US"/>
+        </w:rPr>
+        <w:t>([{</w:t>
+      </w:r>
+      <w:proofErr w:type="gramEnd"/>
+      <w:r>
+        <w:rPr>
+          <w:sz w:val="32"/>
+          <w:szCs w:val="32"/>
+          <w:highlight w:val="yellow"/>
+          <w:lang w:val="en-US"/>
+        </w:rPr>
+        <w:t>$</w:t>
+      </w:r>
+      <w:proofErr w:type="gramStart"/>
+      <w:r>
+        <w:rPr>
+          <w:sz w:val="32"/>
+          <w:szCs w:val="32"/>
+          <w:highlight w:val="yellow"/>
+          <w:lang w:val="en-US"/>
+        </w:rPr>
+        <w:t>group:{</w:t>
+      </w:r>
+      <w:proofErr w:type="gramEnd"/>
+      <w:r>
+        <w:rPr>
+          <w:sz w:val="32"/>
+          <w:szCs w:val="32"/>
+          <w:highlight w:val="yellow"/>
+          <w:lang w:val="en-US"/>
+        </w:rPr>
+        <w:t>_id:"$</w:t>
+      </w:r>
+      <w:proofErr w:type="spellStart"/>
+      <w:proofErr w:type="gramStart"/>
+      <w:r>
+        <w:rPr>
+          <w:sz w:val="32"/>
+          <w:szCs w:val="32"/>
+          <w:highlight w:val="yellow"/>
+          <w:lang w:val="en-US"/>
+        </w:rPr>
+        <w:t>deptId</w:t>
+      </w:r>
+      <w:proofErr w:type="spellEnd"/>
+      <w:r>
+        <w:rPr>
+          <w:sz w:val="32"/>
+          <w:szCs w:val="32"/>
+          <w:highlight w:val="yellow"/>
+          <w:lang w:val="en-US"/>
+        </w:rPr>
+        <w:t>"}}</w:t>
+      </w:r>
+      <w:proofErr w:type="gramEnd"/>
+      <w:r>
+        <w:rPr>
+          <w:sz w:val="32"/>
+          <w:szCs w:val="32"/>
+          <w:highlight w:val="yellow"/>
+          <w:lang w:val="en-US"/>
+        </w:rPr>
+        <w:t>]);</w:t>
+      </w:r>
+    </w:p>
+    <w:p>
+      <w:pPr>
+        <w:pStyle w:val="ListParagraph"/>
+        <w:rPr>
+          <w:sz w:val="32"/>
+          <w:szCs w:val="32"/>
+          <w:lang w:val="en-US"/>
+        </w:rPr>
+      </w:pPr>
+    </w:p>
+    <w:p>
+      <w:pPr>
+        <w:pStyle w:val="ListParagraph"/>
+        <w:rPr>
+          <w:sz w:val="32"/>
+          <w:szCs w:val="32"/>
+          <w:lang w:val="en-US"/>
+        </w:rPr>
+      </w:pPr>
+      <w:proofErr w:type="gramStart"/>
+      <w:r>
+        <w:rPr>
+          <w:sz w:val="32"/>
+          <w:szCs w:val="32"/>
+          <w:lang w:val="en-US"/>
+        </w:rPr>
+        <w:t>after</w:t>
+      </w:r>
+      <w:proofErr w:type="gramEnd"/>
+      <w:r>
+        <w:rPr>
+          <w:sz w:val="32"/>
+          <w:szCs w:val="32"/>
+          <w:lang w:val="en-US"/>
+        </w:rPr>
+        <w:t xml:space="preserve"> created group </w:t>
+      </w:r>
+      <w:proofErr w:type="gramStart"/>
+      <w:r>
+        <w:rPr>
+          <w:sz w:val="32"/>
+          <w:szCs w:val="32"/>
+          <w:lang w:val="en-US"/>
+        </w:rPr>
+        <w:t>then</w:t>
+      </w:r>
+      <w:proofErr w:type="gramEnd"/>
+      <w:r>
+        <w:rPr>
+          <w:sz w:val="32"/>
+          <w:szCs w:val="32"/>
+          <w:lang w:val="en-US"/>
+        </w:rPr>
+        <w:t xml:space="preserve"> you can do </w:t>
+      </w:r>
+      <w:proofErr w:type="spellStart"/>
+      <w:r>
+        <w:rPr>
+          <w:sz w:val="32"/>
+          <w:szCs w:val="32"/>
+          <w:lang w:val="en-US"/>
+        </w:rPr>
+        <w:t>maths</w:t>
+      </w:r>
+      <w:proofErr w:type="spellEnd"/>
+      <w:r>
+        <w:rPr>
+          <w:sz w:val="32"/>
+          <w:szCs w:val="32"/>
+          <w:lang w:val="en-US"/>
+        </w:rPr>
+        <w:t xml:space="preserve"> operation </w:t>
+      </w:r>
+    </w:p>
+    <w:p>
+      <w:pPr>
+        <w:pStyle w:val="ListParagraph"/>
+        <w:rPr>
+          <w:sz w:val="32"/>
+          <w:szCs w:val="32"/>
+          <w:lang w:val="en-US"/>
+        </w:rPr>
+      </w:pPr>
+    </w:p>
+    <w:p>
+      <w:pPr>
+        <w:pStyle w:val="ListParagraph"/>
+        <w:rPr>
+          <w:sz w:val="32"/>
+          <w:szCs w:val="32"/>
+          <w:lang w:val="en-US"/>
+        </w:rPr>
+      </w:pPr>
+      <w:r>
+        <w:rPr>
+          <w:sz w:val="32"/>
+          <w:szCs w:val="32"/>
+          <w:lang w:val="en-US"/>
+        </w:rPr>
+        <w:t xml:space="preserve">find </w:t>
+      </w:r>
+      <w:proofErr w:type="gramStart"/>
+      <w:r>
+        <w:rPr>
+          <w:sz w:val="32"/>
+          <w:szCs w:val="32"/>
+          <w:lang w:val="en-US"/>
+        </w:rPr>
+        <w:t>sum of salary</w:t>
+      </w:r>
+      <w:proofErr w:type="gramEnd"/>
+      <w:r>
+        <w:rPr>
+          <w:sz w:val="32"/>
+          <w:szCs w:val="32"/>
+          <w:lang w:val="en-US"/>
+        </w:rPr>
+        <w:t xml:space="preserve"> group by </w:t>
+      </w:r>
+      <w:proofErr w:type="spellStart"/>
+      <w:r>
+        <w:rPr>
+          <w:sz w:val="32"/>
+          <w:szCs w:val="32"/>
+          <w:lang w:val="en-US"/>
+        </w:rPr>
+        <w:t>deptId</w:t>
+      </w:r>
+      <w:proofErr w:type="spellEnd"/>
+    </w:p>
+    <w:p>
+      <w:pPr>
+        <w:pStyle w:val="ListParagraph"/>
+        <w:rPr>
+          <w:sz w:val="32"/>
+          <w:szCs w:val="32"/>
+          <w:lang w:val="en-US"/>
+        </w:rPr>
+      </w:pPr>
+    </w:p>
+    <w:p>
+      <w:pPr>
+        <w:pStyle w:val="ListParagraph"/>
+        <w:rPr>
+          <w:sz w:val="32"/>
+          <w:szCs w:val="32"/>
+          <w:lang w:val="en-US"/>
+        </w:rPr>
+      </w:pPr>
+      <w:proofErr w:type="gramStart"/>
+      <w:r>
+        <w:rPr>
+          <w:sz w:val="32"/>
+          <w:szCs w:val="32"/>
+          <w:highlight w:val="yellow"/>
+          <w:lang w:val="en-US"/>
+        </w:rPr>
+        <w:t>db.employees</w:t>
+      </w:r>
+      <w:proofErr w:type="gramEnd"/>
+      <w:r>
+        <w:rPr>
+          <w:sz w:val="32"/>
+          <w:szCs w:val="32"/>
+          <w:highlight w:val="yellow"/>
+          <w:lang w:val="en-US"/>
+        </w:rPr>
+        <w:t>.aggregate</w:t>
+      </w:r>
+      <w:proofErr w:type="gramStart"/>
+      <w:r>
+        <w:rPr>
+          <w:sz w:val="32"/>
+          <w:szCs w:val="32"/>
+          <w:highlight w:val="yellow"/>
+          <w:lang w:val="en-US"/>
+        </w:rPr>
+        <w:t>([{</w:t>
+      </w:r>
+      <w:proofErr w:type="gramEnd"/>
+      <w:r>
+        <w:rPr>
+          <w:sz w:val="32"/>
+          <w:szCs w:val="32"/>
+          <w:highlight w:val="yellow"/>
+          <w:lang w:val="en-US"/>
+        </w:rPr>
+        <w:t>$</w:t>
+      </w:r>
+      <w:proofErr w:type="gramStart"/>
+      <w:r>
+        <w:rPr>
+          <w:sz w:val="32"/>
+          <w:szCs w:val="32"/>
+          <w:highlight w:val="yellow"/>
+          <w:lang w:val="en-US"/>
+        </w:rPr>
+        <w:t>group:{</w:t>
+      </w:r>
+      <w:proofErr w:type="gramEnd"/>
+      <w:r>
+        <w:rPr>
+          <w:sz w:val="32"/>
+          <w:szCs w:val="32"/>
+          <w:highlight w:val="yellow"/>
+          <w:lang w:val="en-US"/>
+        </w:rPr>
+        <w:t>_id:"$deptId</w:t>
+      </w:r>
+      <w:proofErr w:type="gramStart"/>
+      <w:r>
+        <w:rPr>
+          <w:sz w:val="32"/>
+          <w:szCs w:val="32"/>
+          <w:highlight w:val="yellow"/>
+          <w:lang w:val="en-US"/>
+        </w:rPr>
+        <w:t>",sumSalary</w:t>
+      </w:r>
+      <w:proofErr w:type="gramEnd"/>
+      <w:r>
+        <w:rPr>
+          <w:sz w:val="32"/>
+          <w:szCs w:val="32"/>
+          <w:highlight w:val="yellow"/>
+          <w:lang w:val="en-US"/>
+        </w:rPr>
+        <w:t>:{$sum:"$</w:t>
+      </w:r>
+      <w:proofErr w:type="gramStart"/>
+      <w:r>
+        <w:rPr>
+          <w:sz w:val="32"/>
+          <w:szCs w:val="32"/>
+          <w:highlight w:val="yellow"/>
+          <w:lang w:val="en-US"/>
+        </w:rPr>
+        <w:t>salary"}}}</w:t>
+      </w:r>
+      <w:proofErr w:type="gramEnd"/>
+      <w:r>
+        <w:rPr>
+          <w:sz w:val="32"/>
+          <w:szCs w:val="32"/>
+          <w:highlight w:val="yellow"/>
+          <w:lang w:val="en-US"/>
+        </w:rPr>
+        <w:t>]);</w:t>
+      </w:r>
+    </w:p>
+    <w:p>
+      <w:pPr>
+        <w:pStyle w:val="ListParagraph"/>
+        <w:rPr>
+          <w:sz w:val="32"/>
+          <w:szCs w:val="32"/>
+          <w:lang w:val="en-US"/>
+        </w:rPr>
+      </w:pPr>
+    </w:p>
+    <w:p>
+      <w:pPr>
+        <w:pStyle w:val="ListParagraph"/>
+        <w:rPr>
+          <w:sz w:val="32"/>
+          <w:szCs w:val="32"/>
+          <w:lang w:val="en-US"/>
+        </w:rPr>
+      </w:pPr>
+    </w:p>
+    <w:p>
+      <w:pPr>
+        <w:pStyle w:val="ListParagraph"/>
+        <w:rPr>
+          <w:sz w:val="32"/>
+          <w:szCs w:val="32"/>
+          <w:lang w:val="en-US"/>
+        </w:rPr>
+      </w:pPr>
+      <w:r>
+        <w:rPr>
+          <w:sz w:val="32"/>
+          <w:szCs w:val="32"/>
+          <w:lang w:val="en-US"/>
+        </w:rPr>
+        <w:t xml:space="preserve">max salary in groups </w:t>
+      </w:r>
+      <w:proofErr w:type="spellStart"/>
+      <w:r>
+        <w:rPr>
+          <w:sz w:val="32"/>
+          <w:szCs w:val="32"/>
+          <w:lang w:val="en-US"/>
+        </w:rPr>
+        <w:t>ie</w:t>
+      </w:r>
+      <w:proofErr w:type="spellEnd"/>
+      <w:r>
+        <w:rPr>
+          <w:sz w:val="32"/>
+          <w:szCs w:val="32"/>
+          <w:lang w:val="en-US"/>
+        </w:rPr>
+        <w:t xml:space="preserve"> </w:t>
+      </w:r>
+      <w:proofErr w:type="spellStart"/>
+      <w:r>
+        <w:rPr>
+          <w:sz w:val="32"/>
+          <w:szCs w:val="32"/>
+          <w:lang w:val="en-US"/>
+        </w:rPr>
+        <w:t>deptId</w:t>
+      </w:r>
+      <w:proofErr w:type="spellEnd"/>
+      <w:r>
+        <w:rPr>
+          <w:sz w:val="32"/>
+          <w:szCs w:val="32"/>
+          <w:lang w:val="en-US"/>
+        </w:rPr>
+        <w:t xml:space="preserve"> wise </w:t>
+      </w:r>
+    </w:p>
+    <w:p>
+      <w:pPr>
+        <w:pStyle w:val="ListParagraph"/>
+        <w:rPr>
+          <w:sz w:val="32"/>
+          <w:szCs w:val="32"/>
+          <w:lang w:val="en-US"/>
+        </w:rPr>
+      </w:pPr>
+      <w:proofErr w:type="gramStart"/>
+      <w:r>
+        <w:rPr>
+          <w:sz w:val="32"/>
+          <w:szCs w:val="32"/>
+          <w:highlight w:val="yellow"/>
+          <w:lang w:val="en-US"/>
+        </w:rPr>
+        <w:t>db.employees</w:t>
+      </w:r>
+      <w:proofErr w:type="gramEnd"/>
+      <w:r>
+        <w:rPr>
+          <w:sz w:val="32"/>
+          <w:szCs w:val="32"/>
+          <w:highlight w:val="yellow"/>
+          <w:lang w:val="en-US"/>
+        </w:rPr>
+        <w:t>.aggregate</w:t>
+      </w:r>
+      <w:proofErr w:type="gramStart"/>
+      <w:r>
+        <w:rPr>
+          <w:sz w:val="32"/>
+          <w:szCs w:val="32"/>
+          <w:highlight w:val="yellow"/>
+          <w:lang w:val="en-US"/>
+        </w:rPr>
+        <w:t>([{</w:t>
+      </w:r>
+      <w:proofErr w:type="gramEnd"/>
+      <w:r>
+        <w:rPr>
+          <w:sz w:val="32"/>
+          <w:szCs w:val="32"/>
+          <w:highlight w:val="yellow"/>
+          <w:lang w:val="en-US"/>
+        </w:rPr>
+        <w:t>$</w:t>
+      </w:r>
+      <w:proofErr w:type="gramStart"/>
+      <w:r>
+        <w:rPr>
+          <w:sz w:val="32"/>
+          <w:szCs w:val="32"/>
+          <w:highlight w:val="yellow"/>
+          <w:lang w:val="en-US"/>
+        </w:rPr>
+        <w:t>group:{</w:t>
+      </w:r>
+      <w:proofErr w:type="gramEnd"/>
+      <w:r>
+        <w:rPr>
+          <w:sz w:val="32"/>
+          <w:szCs w:val="32"/>
+          <w:highlight w:val="yellow"/>
+          <w:lang w:val="en-US"/>
+        </w:rPr>
+        <w:t>_id:"$deptId</w:t>
+      </w:r>
+      <w:proofErr w:type="gramStart"/>
+      <w:r>
+        <w:rPr>
+          <w:sz w:val="32"/>
+          <w:szCs w:val="32"/>
+          <w:highlight w:val="yellow"/>
+          <w:lang w:val="en-US"/>
+        </w:rPr>
+        <w:t>",maxSalary</w:t>
+      </w:r>
+      <w:proofErr w:type="gramEnd"/>
+      <w:r>
+        <w:rPr>
+          <w:sz w:val="32"/>
+          <w:szCs w:val="32"/>
+          <w:highlight w:val="yellow"/>
+          <w:lang w:val="en-US"/>
+        </w:rPr>
+        <w:t>:{$max:"$</w:t>
+      </w:r>
+      <w:proofErr w:type="gramStart"/>
+      <w:r>
+        <w:rPr>
+          <w:sz w:val="32"/>
+          <w:szCs w:val="32"/>
+          <w:highlight w:val="yellow"/>
+          <w:lang w:val="en-US"/>
+        </w:rPr>
+        <w:t>salary"}}}</w:t>
+      </w:r>
+      <w:proofErr w:type="gramEnd"/>
+      <w:r>
+        <w:rPr>
+          <w:sz w:val="32"/>
+          <w:szCs w:val="32"/>
+          <w:highlight w:val="yellow"/>
+          <w:lang w:val="en-US"/>
+        </w:rPr>
+        <w:t>]);</w:t>
+      </w:r>
+    </w:p>
+    <w:p>
+      <w:pPr>
+        <w:pStyle w:val="ListParagraph"/>
+        <w:rPr>
+          <w:sz w:val="32"/>
+          <w:szCs w:val="32"/>
+          <w:lang w:val="en-US"/>
+        </w:rPr>
+      </w:pPr>
+    </w:p>
+    <w:p>
+      <w:pPr>
+        <w:pStyle w:val="ListParagraph"/>
+        <w:rPr>
+          <w:sz w:val="32"/>
+          <w:szCs w:val="32"/>
+          <w:lang w:val="en-US"/>
+        </w:rPr>
+      </w:pPr>
+      <w:r>
+        <w:rPr>
+          <w:sz w:val="32"/>
+          <w:szCs w:val="32"/>
+          <w:lang w:val="en-US"/>
+        </w:rPr>
+        <w:t xml:space="preserve">min salary in group </w:t>
+      </w:r>
+      <w:proofErr w:type="spellStart"/>
+      <w:r>
+        <w:rPr>
+          <w:sz w:val="32"/>
+          <w:szCs w:val="32"/>
+          <w:lang w:val="en-US"/>
+        </w:rPr>
+        <w:t>ie</w:t>
+      </w:r>
+      <w:proofErr w:type="spellEnd"/>
+      <w:r>
+        <w:rPr>
+          <w:sz w:val="32"/>
+          <w:szCs w:val="32"/>
+          <w:lang w:val="en-US"/>
+        </w:rPr>
+        <w:t xml:space="preserve"> </w:t>
+      </w:r>
+      <w:proofErr w:type="spellStart"/>
+      <w:r>
+        <w:rPr>
+          <w:sz w:val="32"/>
+          <w:szCs w:val="32"/>
+          <w:lang w:val="en-US"/>
+        </w:rPr>
+        <w:t>deptId</w:t>
+      </w:r>
+      <w:proofErr w:type="spellEnd"/>
+      <w:r>
+        <w:rPr>
+          <w:sz w:val="32"/>
+          <w:szCs w:val="32"/>
+          <w:lang w:val="en-US"/>
+        </w:rPr>
+        <w:t xml:space="preserve"> wise </w:t>
+      </w:r>
+    </w:p>
+    <w:p>
+      <w:pPr>
+        <w:pStyle w:val="ListParagraph"/>
+        <w:rPr>
+          <w:sz w:val="32"/>
+          <w:szCs w:val="32"/>
+          <w:lang w:val="en-US"/>
+        </w:rPr>
+      </w:pPr>
+    </w:p>
+    <w:p>
+      <w:pPr>
+        <w:pStyle w:val="ListParagraph"/>
+        <w:rPr>
+          <w:sz w:val="32"/>
+          <w:szCs w:val="32"/>
+          <w:lang w:val="en-US"/>
+        </w:rPr>
+      </w:pPr>
+      <w:proofErr w:type="gramStart"/>
+      <w:r>
+        <w:rPr>
+          <w:sz w:val="32"/>
+          <w:szCs w:val="32"/>
+          <w:highlight w:val="yellow"/>
+          <w:lang w:val="en-US"/>
+        </w:rPr>
+        <w:t>db.employees</w:t>
+      </w:r>
+      <w:proofErr w:type="gramEnd"/>
+      <w:r>
+        <w:rPr>
+          <w:sz w:val="32"/>
+          <w:szCs w:val="32"/>
+          <w:highlight w:val="yellow"/>
+          <w:lang w:val="en-US"/>
+        </w:rPr>
+        <w:t>.aggregate</w:t>
+      </w:r>
+      <w:proofErr w:type="gramStart"/>
+      <w:r>
+        <w:rPr>
+          <w:sz w:val="32"/>
+          <w:szCs w:val="32"/>
+          <w:highlight w:val="yellow"/>
+          <w:lang w:val="en-US"/>
+        </w:rPr>
+        <w:t>([{</w:t>
+      </w:r>
+      <w:proofErr w:type="gramEnd"/>
+      <w:r>
+        <w:rPr>
+          <w:sz w:val="32"/>
+          <w:szCs w:val="32"/>
+          <w:highlight w:val="yellow"/>
+          <w:lang w:val="en-US"/>
+        </w:rPr>
+        <w:t>$</w:t>
+      </w:r>
+      <w:proofErr w:type="gramStart"/>
+      <w:r>
+        <w:rPr>
+          <w:sz w:val="32"/>
+          <w:szCs w:val="32"/>
+          <w:highlight w:val="yellow"/>
+          <w:lang w:val="en-US"/>
+        </w:rPr>
+        <w:t>group:{</w:t>
+      </w:r>
+      <w:proofErr w:type="gramEnd"/>
+      <w:r>
+        <w:rPr>
+          <w:sz w:val="32"/>
+          <w:szCs w:val="32"/>
+          <w:highlight w:val="yellow"/>
+          <w:lang w:val="en-US"/>
+        </w:rPr>
+        <w:t>_id:"$deptId</w:t>
+      </w:r>
+      <w:proofErr w:type="gramStart"/>
+      <w:r>
+        <w:rPr>
+          <w:sz w:val="32"/>
+          <w:szCs w:val="32"/>
+          <w:highlight w:val="yellow"/>
+          <w:lang w:val="en-US"/>
+        </w:rPr>
+        <w:t>",minSalary</w:t>
+      </w:r>
+      <w:proofErr w:type="gramEnd"/>
+      <w:r>
+        <w:rPr>
+          <w:sz w:val="32"/>
+          <w:szCs w:val="32"/>
+          <w:highlight w:val="yellow"/>
+          <w:lang w:val="en-US"/>
+        </w:rPr>
+        <w:t>:{$min:"$</w:t>
+      </w:r>
+      <w:proofErr w:type="gramStart"/>
+      <w:r>
+        <w:rPr>
+          <w:sz w:val="32"/>
+          <w:szCs w:val="32"/>
+          <w:highlight w:val="yellow"/>
+          <w:lang w:val="en-US"/>
+        </w:rPr>
+        <w:t>salary"}}}</w:t>
+      </w:r>
+      <w:proofErr w:type="gramEnd"/>
+      <w:r>
+        <w:rPr>
+          <w:sz w:val="32"/>
+          <w:szCs w:val="32"/>
+          <w:highlight w:val="yellow"/>
+          <w:lang w:val="en-US"/>
+        </w:rPr>
+        <w:t>]);</w:t>
+      </w:r>
+    </w:p>
+    <w:p>
+      <w:pPr>
+        <w:pStyle w:val="ListParagraph"/>
+        <w:rPr>
+          <w:sz w:val="32"/>
+          <w:szCs w:val="32"/>
+          <w:lang w:val="en-US"/>
+        </w:rPr>
+      </w:pPr>
+    </w:p>
+    <w:p>
+      <w:pPr>
+        <w:pStyle w:val="ListParagraph"/>
+        <w:rPr>
+          <w:sz w:val="32"/>
+          <w:szCs w:val="32"/>
+          <w:lang w:val="en-US"/>
+        </w:rPr>
+      </w:pPr>
+    </w:p>
+    <w:p>
+      <w:pPr>
+        <w:pStyle w:val="ListParagraph"/>
+        <w:rPr>
+          <w:sz w:val="32"/>
+          <w:szCs w:val="32"/>
+          <w:lang w:val="en-US"/>
+        </w:rPr>
+      </w:pPr>
+      <w:r>
+        <w:rPr>
+          <w:sz w:val="32"/>
+          <w:szCs w:val="32"/>
+          <w:lang w:val="en-US"/>
+        </w:rPr>
+        <w:t xml:space="preserve">avg salary in group </w:t>
+      </w:r>
+      <w:proofErr w:type="spellStart"/>
+      <w:r>
+        <w:rPr>
+          <w:sz w:val="32"/>
+          <w:szCs w:val="32"/>
+          <w:lang w:val="en-US"/>
+        </w:rPr>
+        <w:t>ie</w:t>
+      </w:r>
+      <w:proofErr w:type="spellEnd"/>
+      <w:r>
+        <w:rPr>
+          <w:sz w:val="32"/>
+          <w:szCs w:val="32"/>
+          <w:lang w:val="en-US"/>
+        </w:rPr>
+        <w:t xml:space="preserve"> </w:t>
+      </w:r>
+      <w:proofErr w:type="spellStart"/>
+      <w:r>
+        <w:rPr>
+          <w:sz w:val="32"/>
+          <w:szCs w:val="32"/>
+          <w:lang w:val="en-US"/>
+        </w:rPr>
+        <w:t>deptId</w:t>
+      </w:r>
+      <w:proofErr w:type="spellEnd"/>
+      <w:r>
+        <w:rPr>
+          <w:sz w:val="32"/>
+          <w:szCs w:val="32"/>
+          <w:lang w:val="en-US"/>
+        </w:rPr>
+        <w:t xml:space="preserve"> wise </w:t>
+      </w:r>
+    </w:p>
+    <w:p>
+      <w:pPr>
+        <w:pStyle w:val="ListParagraph"/>
+        <w:rPr>
+          <w:sz w:val="32"/>
+          <w:szCs w:val="32"/>
+          <w:lang w:val="en-US"/>
+        </w:rPr>
+      </w:pPr>
+    </w:p>
+    <w:p>
+      <w:pPr>
+        <w:pStyle w:val="ListParagraph"/>
+        <w:rPr>
+          <w:sz w:val="32"/>
+          <w:szCs w:val="32"/>
+          <w:lang w:val="en-US"/>
+        </w:rPr>
+      </w:pPr>
+      <w:proofErr w:type="gramStart"/>
+      <w:r>
+        <w:rPr>
+          <w:sz w:val="32"/>
+          <w:szCs w:val="32"/>
+          <w:highlight w:val="yellow"/>
+          <w:lang w:val="en-US"/>
+        </w:rPr>
+        <w:t>db.employees</w:t>
+      </w:r>
+      <w:proofErr w:type="gramEnd"/>
+      <w:r>
+        <w:rPr>
+          <w:sz w:val="32"/>
+          <w:szCs w:val="32"/>
+          <w:highlight w:val="yellow"/>
+          <w:lang w:val="en-US"/>
+        </w:rPr>
+        <w:t>.</w:t>
+      </w:r>
+      <w:proofErr w:type="gramStart"/>
+      <w:r>
+        <w:rPr>
+          <w:sz w:val="32"/>
+          <w:szCs w:val="32"/>
+          <w:highlight w:val="yellow"/>
+          <w:lang w:val="en-US"/>
+        </w:rPr>
+        <w:t>aggregate([{</w:t>
+      </w:r>
+      <w:proofErr w:type="gramEnd"/>
+      <w:r>
+        <w:rPr>
+          <w:sz w:val="32"/>
+          <w:szCs w:val="32"/>
+          <w:highlight w:val="yellow"/>
+          <w:lang w:val="en-US"/>
+        </w:rPr>
+        <w:t>$</w:t>
+      </w:r>
+      <w:proofErr w:type="gramStart"/>
+      <w:r>
+        <w:rPr>
+          <w:sz w:val="32"/>
+          <w:szCs w:val="32"/>
+          <w:highlight w:val="yellow"/>
+          <w:lang w:val="en-US"/>
+        </w:rPr>
+        <w:t>group:{</w:t>
+      </w:r>
+      <w:proofErr w:type="gramEnd"/>
+      <w:r>
+        <w:rPr>
+          <w:sz w:val="32"/>
+          <w:szCs w:val="32"/>
+          <w:highlight w:val="yellow"/>
+          <w:lang w:val="en-US"/>
+        </w:rPr>
+        <w:t>_id:"$deptId</w:t>
+      </w:r>
+      <w:proofErr w:type="gramStart"/>
+      <w:r>
+        <w:rPr>
+          <w:sz w:val="32"/>
+          <w:szCs w:val="32"/>
+          <w:highlight w:val="yellow"/>
+          <w:lang w:val="en-US"/>
+        </w:rPr>
+        <w:t>",avgSalary</w:t>
+      </w:r>
+      <w:proofErr w:type="gramEnd"/>
+      <w:r>
+        <w:rPr>
+          <w:sz w:val="32"/>
+          <w:szCs w:val="32"/>
+          <w:highlight w:val="yellow"/>
+          <w:lang w:val="en-US"/>
+        </w:rPr>
+        <w:t>:{$avg:"$</w:t>
+      </w:r>
+      <w:proofErr w:type="gramStart"/>
+      <w:r>
+        <w:rPr>
+          <w:sz w:val="32"/>
+          <w:szCs w:val="32"/>
+          <w:highlight w:val="yellow"/>
+          <w:lang w:val="en-US"/>
+        </w:rPr>
+        <w:t>salary"}}}</w:t>
+      </w:r>
+      <w:proofErr w:type="gramEnd"/>
+      <w:r>
+        <w:rPr>
+          <w:sz w:val="32"/>
+          <w:szCs w:val="32"/>
+          <w:highlight w:val="yellow"/>
+          <w:lang w:val="en-US"/>
+        </w:rPr>
+        <w:t>]);</w:t>
+      </w:r>
+    </w:p>
+    <w:p>
+      <w:pPr>
+        <w:pStyle w:val="ListParagraph"/>
+        <w:rPr>
+          <w:sz w:val="32"/>
+          <w:szCs w:val="32"/>
+          <w:lang w:val="en-US"/>
+        </w:rPr>
+      </w:pPr>
+    </w:p>
+    <w:p>
+      <w:pPr>
+        <w:pStyle w:val="ListParagraph"/>
+        <w:rPr>
+          <w:sz w:val="32"/>
+          <w:szCs w:val="32"/>
+          <w:lang w:val="en-US"/>
+        </w:rPr>
+      </w:pPr>
+      <w:r>
+        <w:rPr>
+          <w:sz w:val="32"/>
+          <w:szCs w:val="32"/>
+          <w:lang w:val="en-US"/>
+        </w:rPr>
+        <w:t xml:space="preserve">count number of </w:t>
+      </w:r>
+      <w:proofErr w:type="gramStart"/>
+      <w:r>
+        <w:rPr>
+          <w:sz w:val="32"/>
+          <w:szCs w:val="32"/>
+          <w:lang w:val="en-US"/>
+        </w:rPr>
+        <w:t>employee</w:t>
+      </w:r>
+      <w:proofErr w:type="gramEnd"/>
+      <w:r>
+        <w:rPr>
+          <w:sz w:val="32"/>
+          <w:szCs w:val="32"/>
+          <w:lang w:val="en-US"/>
+        </w:rPr>
+        <w:t xml:space="preserve"> in group </w:t>
+      </w:r>
+      <w:proofErr w:type="spellStart"/>
+      <w:r>
+        <w:rPr>
+          <w:sz w:val="32"/>
+          <w:szCs w:val="32"/>
+          <w:lang w:val="en-US"/>
+        </w:rPr>
+        <w:t>ie</w:t>
+      </w:r>
+      <w:proofErr w:type="spellEnd"/>
+      <w:r>
+        <w:rPr>
+          <w:sz w:val="32"/>
+          <w:szCs w:val="32"/>
+          <w:lang w:val="en-US"/>
+        </w:rPr>
+        <w:t xml:space="preserve"> </w:t>
+      </w:r>
+      <w:proofErr w:type="spellStart"/>
+      <w:r>
+        <w:rPr>
+          <w:sz w:val="32"/>
+          <w:szCs w:val="32"/>
+          <w:lang w:val="en-US"/>
+        </w:rPr>
+        <w:t>deptId</w:t>
+      </w:r>
+      <w:proofErr w:type="spellEnd"/>
+      <w:r>
+        <w:rPr>
+          <w:sz w:val="32"/>
+          <w:szCs w:val="32"/>
+          <w:lang w:val="en-US"/>
+        </w:rPr>
+        <w:t xml:space="preserve"> wise </w:t>
+      </w:r>
+    </w:p>
+    <w:p>
+      <w:pPr>
+        <w:pStyle w:val="ListParagraph"/>
+        <w:rPr>
+          <w:sz w:val="32"/>
+          <w:szCs w:val="32"/>
+          <w:lang w:val="en-US"/>
+        </w:rPr>
+      </w:pPr>
+    </w:p>
+    <w:p>
+      <w:pPr>
+        <w:pStyle w:val="ListParagraph"/>
+        <w:rPr>
+          <w:sz w:val="32"/>
+          <w:szCs w:val="32"/>
+          <w:lang w:val="en-US"/>
+        </w:rPr>
+      </w:pPr>
+      <w:proofErr w:type="gramStart"/>
+      <w:r>
+        <w:rPr>
+          <w:sz w:val="32"/>
+          <w:szCs w:val="32"/>
+          <w:highlight w:val="yellow"/>
+          <w:lang w:val="en-US"/>
+        </w:rPr>
+        <w:t>db.employees</w:t>
+      </w:r>
+      <w:proofErr w:type="gramEnd"/>
+      <w:r>
+        <w:rPr>
+          <w:sz w:val="32"/>
+          <w:szCs w:val="32"/>
+          <w:highlight w:val="yellow"/>
+          <w:lang w:val="en-US"/>
+        </w:rPr>
+        <w:t>.aggregate</w:t>
+      </w:r>
+      <w:proofErr w:type="gramStart"/>
+      <w:r>
+        <w:rPr>
+          <w:sz w:val="32"/>
+          <w:szCs w:val="32"/>
+          <w:highlight w:val="yellow"/>
+          <w:lang w:val="en-US"/>
+        </w:rPr>
+        <w:t>([{</w:t>
+      </w:r>
+      <w:proofErr w:type="gramEnd"/>
+      <w:r>
+        <w:rPr>
+          <w:sz w:val="32"/>
+          <w:szCs w:val="32"/>
+          <w:highlight w:val="yellow"/>
+          <w:lang w:val="en-US"/>
+        </w:rPr>
+        <w:t>$</w:t>
+      </w:r>
+      <w:proofErr w:type="gramStart"/>
+      <w:r>
+        <w:rPr>
+          <w:sz w:val="32"/>
+          <w:szCs w:val="32"/>
+          <w:highlight w:val="yellow"/>
+          <w:lang w:val="en-US"/>
+        </w:rPr>
+        <w:t>group:{</w:t>
+      </w:r>
+      <w:proofErr w:type="gramEnd"/>
+      <w:r>
+        <w:rPr>
+          <w:sz w:val="32"/>
+          <w:szCs w:val="32"/>
+          <w:highlight w:val="yellow"/>
+          <w:lang w:val="en-US"/>
+        </w:rPr>
+        <w:t>_id:"$deptId</w:t>
+      </w:r>
+      <w:proofErr w:type="gramStart"/>
+      <w:r>
+        <w:rPr>
+          <w:sz w:val="32"/>
+          <w:szCs w:val="32"/>
+          <w:highlight w:val="yellow"/>
+          <w:lang w:val="en-US"/>
+        </w:rPr>
+        <w:t>",numberOfEmp</w:t>
+      </w:r>
+      <w:proofErr w:type="gramEnd"/>
+      <w:r>
+        <w:rPr>
+          <w:sz w:val="32"/>
+          <w:szCs w:val="32"/>
+          <w:highlight w:val="yellow"/>
+          <w:lang w:val="en-US"/>
+        </w:rPr>
+        <w:t>:{$sum:</w:t>
+      </w:r>
+      <w:proofErr w:type="gramStart"/>
+      <w:r>
+        <w:rPr>
+          <w:sz w:val="32"/>
+          <w:szCs w:val="32"/>
+          <w:highlight w:val="yellow"/>
+          <w:lang w:val="en-US"/>
+        </w:rPr>
+        <w:t>1}}}]</w:t>
+      </w:r>
+      <w:proofErr w:type="gramEnd"/>
+      <w:r>
+        <w:rPr>
+          <w:sz w:val="32"/>
+          <w:szCs w:val="32"/>
+          <w:highlight w:val="yellow"/>
+          <w:lang w:val="en-US"/>
+        </w:rPr>
+        <w:t>);</w:t>
+      </w:r>
+    </w:p>
+    <w:p>
+      <w:pPr>
+        <w:pStyle w:val="ListParagraph"/>
+        <w:rPr>
+          <w:sz w:val="32"/>
+          <w:szCs w:val="32"/>
+          <w:lang w:val="en-US"/>
+        </w:rPr>
+      </w:pPr>
+    </w:p>
+    <w:p>
+      <w:pPr>
+        <w:pStyle w:val="ListParagraph"/>
+        <w:rPr>
+          <w:sz w:val="32"/>
+          <w:szCs w:val="32"/>
+          <w:lang w:val="en-US"/>
+        </w:rPr>
+      </w:pPr>
+      <w:r>
+        <w:rPr>
+          <w:sz w:val="32"/>
+          <w:szCs w:val="32"/>
+          <w:lang w:val="en-US"/>
+        </w:rPr>
+        <w:t xml:space="preserve">below </w:t>
+      </w:r>
+      <w:proofErr w:type="gramStart"/>
+      <w:r>
+        <w:rPr>
+          <w:sz w:val="32"/>
+          <w:szCs w:val="32"/>
+          <w:lang w:val="en-US"/>
+        </w:rPr>
+        <w:t>query</w:t>
+      </w:r>
+      <w:proofErr w:type="gramEnd"/>
+      <w:r>
+        <w:rPr>
+          <w:sz w:val="32"/>
+          <w:szCs w:val="32"/>
+          <w:lang w:val="en-US"/>
+        </w:rPr>
+        <w:t xml:space="preserve"> whole collection is one group consider </w:t>
+      </w:r>
+    </w:p>
+    <w:p>
+      <w:pPr>
+        <w:pStyle w:val="ListParagraph"/>
+        <w:rPr>
+          <w:sz w:val="32"/>
+          <w:szCs w:val="32"/>
+          <w:lang w:val="en-US"/>
+        </w:rPr>
+      </w:pPr>
+    </w:p>
+    <w:p>
+      <w:pPr>
+        <w:pStyle w:val="ListParagraph"/>
+        <w:rPr>
+          <w:sz w:val="32"/>
+          <w:szCs w:val="32"/>
+          <w:highlight w:val="yellow"/>
+          <w:lang w:val="en-US"/>
+        </w:rPr>
+      </w:pPr>
+      <w:proofErr w:type="gramStart"/>
+      <w:r>
+        <w:rPr>
+          <w:sz w:val="32"/>
+          <w:szCs w:val="32"/>
+          <w:highlight w:val="yellow"/>
+          <w:lang w:val="en-US"/>
+        </w:rPr>
+        <w:t>db.employees</w:t>
+      </w:r>
+      <w:proofErr w:type="gramEnd"/>
+      <w:r>
+        <w:rPr>
+          <w:sz w:val="32"/>
+          <w:szCs w:val="32"/>
+          <w:highlight w:val="yellow"/>
+          <w:lang w:val="en-US"/>
+        </w:rPr>
+        <w:t>.aggregate</w:t>
+      </w:r>
+      <w:proofErr w:type="gramStart"/>
+      <w:r>
+        <w:rPr>
+          <w:sz w:val="32"/>
+          <w:szCs w:val="32"/>
+          <w:highlight w:val="yellow"/>
+          <w:lang w:val="en-US"/>
+        </w:rPr>
+        <w:t>([{</w:t>
+      </w:r>
+      <w:proofErr w:type="gramEnd"/>
+      <w:r>
+        <w:rPr>
+          <w:sz w:val="32"/>
+          <w:szCs w:val="32"/>
+          <w:highlight w:val="yellow"/>
+          <w:lang w:val="en-US"/>
+        </w:rPr>
+        <w:t>$</w:t>
+      </w:r>
+      <w:proofErr w:type="gramStart"/>
+      <w:r>
+        <w:rPr>
+          <w:sz w:val="32"/>
+          <w:szCs w:val="32"/>
+          <w:highlight w:val="yellow"/>
+          <w:lang w:val="en-US"/>
+        </w:rPr>
+        <w:t>group:{</w:t>
+      </w:r>
+      <w:proofErr w:type="gramEnd"/>
+      <w:r>
+        <w:rPr>
+          <w:sz w:val="32"/>
+          <w:szCs w:val="32"/>
+          <w:highlight w:val="yellow"/>
+          <w:lang w:val="en-US"/>
+        </w:rPr>
+        <w:t>_id:"</w:t>
+      </w:r>
+      <w:proofErr w:type="gramStart"/>
+      <w:r>
+        <w:rPr>
+          <w:sz w:val="32"/>
+          <w:szCs w:val="32"/>
+          <w:highlight w:val="yellow"/>
+          <w:lang w:val="en-US"/>
+        </w:rPr>
+        <w:t>",sumSalary</w:t>
+      </w:r>
+      <w:proofErr w:type="gramEnd"/>
+      <w:r>
+        <w:rPr>
+          <w:sz w:val="32"/>
+          <w:szCs w:val="32"/>
+          <w:highlight w:val="yellow"/>
+          <w:lang w:val="en-US"/>
+        </w:rPr>
+        <w:t>:{$sum:"$</w:t>
+      </w:r>
+      <w:proofErr w:type="gramStart"/>
+      <w:r>
+        <w:rPr>
+          <w:sz w:val="32"/>
+          <w:szCs w:val="32"/>
+          <w:highlight w:val="yellow"/>
+          <w:lang w:val="en-US"/>
+        </w:rPr>
+        <w:t>salary"}}}</w:t>
+      </w:r>
+      <w:proofErr w:type="gramEnd"/>
+      <w:r>
+        <w:rPr>
+          <w:sz w:val="32"/>
+          <w:szCs w:val="32"/>
+          <w:highlight w:val="yellow"/>
+          <w:lang w:val="en-US"/>
+        </w:rPr>
+        <w:t>]);</w:t>
+      </w:r>
+    </w:p>
+    <w:p>
+      <w:pPr>
+        <w:pStyle w:val="ListParagraph"/>
+        <w:rPr>
+          <w:sz w:val="32"/>
+          <w:szCs w:val="32"/>
+          <w:highlight w:val="yellow"/>
+          <w:lang w:val="en-US"/>
+        </w:rPr>
+      </w:pPr>
+    </w:p>
+    <w:p>
+      <w:pPr>
+        <w:pStyle w:val="ListParagraph"/>
+        <w:rPr>
+          <w:sz w:val="32"/>
+          <w:szCs w:val="32"/>
+          <w:highlight w:val="yellow"/>
+          <w:lang w:val="en-US"/>
+        </w:rPr>
+      </w:pPr>
+      <w:proofErr w:type="gramStart"/>
+      <w:r>
+        <w:rPr>
+          <w:sz w:val="32"/>
+          <w:szCs w:val="32"/>
+          <w:highlight w:val="yellow"/>
+          <w:lang w:val="en-US"/>
+        </w:rPr>
+        <w:t>db.employees</w:t>
+      </w:r>
+      <w:proofErr w:type="gramEnd"/>
+      <w:r>
+        <w:rPr>
+          <w:sz w:val="32"/>
+          <w:szCs w:val="32"/>
+          <w:highlight w:val="yellow"/>
+          <w:lang w:val="en-US"/>
+        </w:rPr>
+        <w:t>.aggregate</w:t>
+      </w:r>
+      <w:proofErr w:type="gramStart"/>
+      <w:r>
+        <w:rPr>
+          <w:sz w:val="32"/>
+          <w:szCs w:val="32"/>
+          <w:highlight w:val="yellow"/>
+          <w:lang w:val="en-US"/>
+        </w:rPr>
+        <w:t>([{</w:t>
+      </w:r>
+      <w:proofErr w:type="gramEnd"/>
+      <w:r>
+        <w:rPr>
+          <w:sz w:val="32"/>
+          <w:szCs w:val="32"/>
+          <w:highlight w:val="yellow"/>
+          <w:lang w:val="en-US"/>
+        </w:rPr>
+        <w:t>$</w:t>
+      </w:r>
+      <w:proofErr w:type="gramStart"/>
+      <w:r>
+        <w:rPr>
+          <w:sz w:val="32"/>
+          <w:szCs w:val="32"/>
+          <w:highlight w:val="yellow"/>
+          <w:lang w:val="en-US"/>
+        </w:rPr>
+        <w:t>group:{</w:t>
+      </w:r>
+      <w:proofErr w:type="gramEnd"/>
+      <w:r>
+        <w:rPr>
+          <w:sz w:val="32"/>
+          <w:szCs w:val="32"/>
+          <w:highlight w:val="yellow"/>
+          <w:lang w:val="en-US"/>
+        </w:rPr>
+        <w:t>_id:"</w:t>
+      </w:r>
+      <w:proofErr w:type="gramStart"/>
+      <w:r>
+        <w:rPr>
+          <w:sz w:val="32"/>
+          <w:szCs w:val="32"/>
+          <w:highlight w:val="yellow"/>
+          <w:lang w:val="en-US"/>
+        </w:rPr>
+        <w:t>",maxSalary</w:t>
+      </w:r>
+      <w:proofErr w:type="gramEnd"/>
+      <w:r>
+        <w:rPr>
+          <w:sz w:val="32"/>
+          <w:szCs w:val="32"/>
+          <w:highlight w:val="yellow"/>
+          <w:lang w:val="en-US"/>
+        </w:rPr>
+        <w:t>:{$max:"$</w:t>
+      </w:r>
+      <w:proofErr w:type="gramStart"/>
+      <w:r>
+        <w:rPr>
+          <w:sz w:val="32"/>
+          <w:szCs w:val="32"/>
+          <w:highlight w:val="yellow"/>
+          <w:lang w:val="en-US"/>
+        </w:rPr>
+        <w:t>salary"}}}</w:t>
+      </w:r>
+      <w:proofErr w:type="gramEnd"/>
+      <w:r>
+        <w:rPr>
+          <w:sz w:val="32"/>
+          <w:szCs w:val="32"/>
+          <w:highlight w:val="yellow"/>
+          <w:lang w:val="en-US"/>
+        </w:rPr>
+        <w:t>]);</w:t>
+      </w:r>
+    </w:p>
+    <w:p>
+      <w:pPr>
+        <w:pStyle w:val="ListParagraph"/>
+        <w:rPr>
+          <w:sz w:val="32"/>
+          <w:szCs w:val="32"/>
+          <w:highlight w:val="yellow"/>
+          <w:lang w:val="en-US"/>
+        </w:rPr>
+      </w:pPr>
+    </w:p>
+    <w:p>
+      <w:pPr>
+        <w:pStyle w:val="ListParagraph"/>
+        <w:rPr>
+          <w:sz w:val="32"/>
+          <w:szCs w:val="32"/>
+          <w:highlight w:val="yellow"/>
+          <w:lang w:val="en-US"/>
+        </w:rPr>
+      </w:pPr>
+      <w:proofErr w:type="gramStart"/>
+      <w:r>
+        <w:rPr>
+          <w:sz w:val="32"/>
+          <w:szCs w:val="32"/>
+          <w:highlight w:val="yellow"/>
+          <w:lang w:val="en-US"/>
+        </w:rPr>
+        <w:t>db.employees</w:t>
+      </w:r>
+      <w:proofErr w:type="gramEnd"/>
+      <w:r>
+        <w:rPr>
+          <w:sz w:val="32"/>
+          <w:szCs w:val="32"/>
+          <w:highlight w:val="yellow"/>
+          <w:lang w:val="en-US"/>
+        </w:rPr>
+        <w:t>.aggregate</w:t>
+      </w:r>
+      <w:proofErr w:type="gramStart"/>
+      <w:r>
+        <w:rPr>
+          <w:sz w:val="32"/>
+          <w:szCs w:val="32"/>
+          <w:highlight w:val="yellow"/>
+          <w:lang w:val="en-US"/>
+        </w:rPr>
+        <w:t>([{</w:t>
+      </w:r>
+      <w:proofErr w:type="gramEnd"/>
+      <w:r>
+        <w:rPr>
+          <w:sz w:val="32"/>
+          <w:szCs w:val="32"/>
+          <w:highlight w:val="yellow"/>
+          <w:lang w:val="en-US"/>
+        </w:rPr>
+        <w:t>$</w:t>
+      </w:r>
+      <w:proofErr w:type="gramStart"/>
+      <w:r>
+        <w:rPr>
+          <w:sz w:val="32"/>
+          <w:szCs w:val="32"/>
+          <w:highlight w:val="yellow"/>
+          <w:lang w:val="en-US"/>
+        </w:rPr>
+        <w:t>group:{</w:t>
+      </w:r>
+      <w:proofErr w:type="gramEnd"/>
+      <w:r>
+        <w:rPr>
+          <w:sz w:val="32"/>
+          <w:szCs w:val="32"/>
+          <w:highlight w:val="yellow"/>
+          <w:lang w:val="en-US"/>
+        </w:rPr>
+        <w:t>_id:"</w:t>
+      </w:r>
+      <w:proofErr w:type="gramStart"/>
+      <w:r>
+        <w:rPr>
+          <w:sz w:val="32"/>
+          <w:szCs w:val="32"/>
+          <w:highlight w:val="yellow"/>
+          <w:lang w:val="en-US"/>
+        </w:rPr>
+        <w:t>",minSalary</w:t>
+      </w:r>
+      <w:proofErr w:type="gramEnd"/>
+      <w:r>
+        <w:rPr>
+          <w:sz w:val="32"/>
+          <w:szCs w:val="32"/>
+          <w:highlight w:val="yellow"/>
+          <w:lang w:val="en-US"/>
+        </w:rPr>
+        <w:t>:{$min:"$</w:t>
+      </w:r>
+      <w:proofErr w:type="gramStart"/>
+      <w:r>
+        <w:rPr>
+          <w:sz w:val="32"/>
+          <w:szCs w:val="32"/>
+          <w:highlight w:val="yellow"/>
+          <w:lang w:val="en-US"/>
+        </w:rPr>
+        <w:t>salary"}}}</w:t>
+      </w:r>
+      <w:proofErr w:type="gramEnd"/>
+      <w:r>
+        <w:rPr>
+          <w:sz w:val="32"/>
+          <w:szCs w:val="32"/>
+          <w:highlight w:val="yellow"/>
+          <w:lang w:val="en-US"/>
+        </w:rPr>
+        <w:t>]);</w:t>
+      </w:r>
+    </w:p>
+    <w:p>
+      <w:pPr>
+        <w:pStyle w:val="ListParagraph"/>
+        <w:rPr>
+          <w:sz w:val="32"/>
+          <w:szCs w:val="32"/>
+          <w:highlight w:val="yellow"/>
+          <w:lang w:val="en-US"/>
+        </w:rPr>
+      </w:pPr>
+    </w:p>
+    <w:p>
+      <w:pPr>
+        <w:pStyle w:val="ListParagraph"/>
+        <w:rPr>
+          <w:sz w:val="32"/>
+          <w:szCs w:val="32"/>
+          <w:highlight w:val="yellow"/>
+          <w:lang w:val="en-US"/>
+        </w:rPr>
+      </w:pPr>
+      <w:proofErr w:type="gramStart"/>
+      <w:r>
+        <w:rPr>
+          <w:sz w:val="32"/>
+          <w:szCs w:val="32"/>
+          <w:highlight w:val="yellow"/>
+          <w:lang w:val="en-US"/>
+        </w:rPr>
+        <w:t>db.employees</w:t>
+      </w:r>
+      <w:proofErr w:type="gramEnd"/>
+      <w:r>
+        <w:rPr>
+          <w:sz w:val="32"/>
+          <w:szCs w:val="32"/>
+          <w:highlight w:val="yellow"/>
+          <w:lang w:val="en-US"/>
+        </w:rPr>
+        <w:t>.aggregate</w:t>
+      </w:r>
+      <w:proofErr w:type="gramStart"/>
+      <w:r>
+        <w:rPr>
+          <w:sz w:val="32"/>
+          <w:szCs w:val="32"/>
+          <w:highlight w:val="yellow"/>
+          <w:lang w:val="en-US"/>
+        </w:rPr>
+        <w:t>([{</w:t>
+      </w:r>
+      <w:proofErr w:type="gramEnd"/>
+      <w:r>
+        <w:rPr>
+          <w:sz w:val="32"/>
+          <w:szCs w:val="32"/>
+          <w:highlight w:val="yellow"/>
+          <w:lang w:val="en-US"/>
+        </w:rPr>
+        <w:t>$</w:t>
+      </w:r>
+      <w:proofErr w:type="gramStart"/>
+      <w:r>
+        <w:rPr>
+          <w:sz w:val="32"/>
+          <w:szCs w:val="32"/>
+          <w:highlight w:val="yellow"/>
+          <w:lang w:val="en-US"/>
+        </w:rPr>
+        <w:t>group:{</w:t>
+      </w:r>
+      <w:proofErr w:type="gramEnd"/>
+      <w:r>
+        <w:rPr>
+          <w:sz w:val="32"/>
+          <w:szCs w:val="32"/>
+          <w:highlight w:val="yellow"/>
+          <w:lang w:val="en-US"/>
+        </w:rPr>
+        <w:t>_id:"</w:t>
+      </w:r>
+      <w:proofErr w:type="gramStart"/>
+      <w:r>
+        <w:rPr>
+          <w:sz w:val="32"/>
+          <w:szCs w:val="32"/>
+          <w:highlight w:val="yellow"/>
+          <w:lang w:val="en-US"/>
+        </w:rPr>
+        <w:t>",avgSalary</w:t>
+      </w:r>
+      <w:proofErr w:type="gramEnd"/>
+      <w:r>
+        <w:rPr>
+          <w:sz w:val="32"/>
+          <w:szCs w:val="32"/>
+          <w:highlight w:val="yellow"/>
+          <w:lang w:val="en-US"/>
+        </w:rPr>
+        <w:t>:{$avg:"$</w:t>
+      </w:r>
+      <w:proofErr w:type="gramStart"/>
+      <w:r>
+        <w:rPr>
+          <w:sz w:val="32"/>
+          <w:szCs w:val="32"/>
+          <w:highlight w:val="yellow"/>
+          <w:lang w:val="en-US"/>
+        </w:rPr>
+        <w:t>salary"}}}</w:t>
+      </w:r>
+      <w:proofErr w:type="gramEnd"/>
+      <w:r>
+        <w:rPr>
+          <w:sz w:val="32"/>
+          <w:szCs w:val="32"/>
+          <w:highlight w:val="yellow"/>
+          <w:lang w:val="en-US"/>
+        </w:rPr>
+        <w:t>]);</w:t>
+      </w:r>
+    </w:p>
+    <w:p>
+      <w:pPr>
+        <w:pStyle w:val="ListParagraph"/>
+        <w:rPr>
+          <w:sz w:val="32"/>
+          <w:szCs w:val="32"/>
+          <w:highlight w:val="yellow"/>
+          <w:lang w:val="en-US"/>
+        </w:rPr>
+      </w:pPr>
+    </w:p>
+    <w:p>
+      <w:pPr>
+        <w:pStyle w:val="ListParagraph"/>
+        <w:rPr>
+          <w:sz w:val="32"/>
+          <w:szCs w:val="32"/>
+          <w:highlight w:val="yellow"/>
+          <w:lang w:val="en-US"/>
+        </w:rPr>
+      </w:pPr>
+    </w:p>
+    <w:p>
+      <w:pPr>
+        <w:pStyle w:val="ListParagraph"/>
+        <w:rPr>
+          <w:sz w:val="32"/>
+          <w:szCs w:val="32"/>
+          <w:lang w:val="en-US"/>
+        </w:rPr>
+      </w:pPr>
+      <w:proofErr w:type="gramStart"/>
+      <w:r>
+        <w:rPr>
+          <w:sz w:val="32"/>
+          <w:szCs w:val="32"/>
+          <w:highlight w:val="yellow"/>
+          <w:lang w:val="en-US"/>
+        </w:rPr>
+        <w:t>db.employees</w:t>
+      </w:r>
+      <w:proofErr w:type="gramEnd"/>
+      <w:r>
+        <w:rPr>
+          <w:sz w:val="32"/>
+          <w:szCs w:val="32"/>
+          <w:highlight w:val="yellow"/>
+          <w:lang w:val="en-US"/>
+        </w:rPr>
+        <w:t>.aggregate</w:t>
+      </w:r>
+      <w:proofErr w:type="gramStart"/>
+      <w:r>
+        <w:rPr>
+          <w:sz w:val="32"/>
+          <w:szCs w:val="32"/>
+          <w:highlight w:val="yellow"/>
+          <w:lang w:val="en-US"/>
+        </w:rPr>
+        <w:t>([{</w:t>
+      </w:r>
+      <w:proofErr w:type="gramEnd"/>
+      <w:r>
+        <w:rPr>
+          <w:sz w:val="32"/>
+          <w:szCs w:val="32"/>
+          <w:highlight w:val="yellow"/>
+          <w:lang w:val="en-US"/>
+        </w:rPr>
+        <w:t>$</w:t>
+      </w:r>
+      <w:proofErr w:type="gramStart"/>
+      <w:r>
+        <w:rPr>
+          <w:sz w:val="32"/>
+          <w:szCs w:val="32"/>
+          <w:highlight w:val="yellow"/>
+          <w:lang w:val="en-US"/>
+        </w:rPr>
+        <w:t>group:{</w:t>
+      </w:r>
+      <w:proofErr w:type="gramEnd"/>
+      <w:r>
+        <w:rPr>
+          <w:sz w:val="32"/>
+          <w:szCs w:val="32"/>
+          <w:highlight w:val="yellow"/>
+          <w:lang w:val="en-US"/>
+        </w:rPr>
+        <w:t>_id:"</w:t>
+      </w:r>
+      <w:proofErr w:type="gramStart"/>
+      <w:r>
+        <w:rPr>
+          <w:sz w:val="32"/>
+          <w:szCs w:val="32"/>
+          <w:highlight w:val="yellow"/>
+          <w:lang w:val="en-US"/>
+        </w:rPr>
+        <w:t>",numberOfEmp</w:t>
+      </w:r>
+      <w:proofErr w:type="gramEnd"/>
+      <w:r>
+        <w:rPr>
+          <w:sz w:val="32"/>
+          <w:szCs w:val="32"/>
+          <w:highlight w:val="yellow"/>
+          <w:lang w:val="en-US"/>
+        </w:rPr>
+        <w:t>:{$sum:</w:t>
+      </w:r>
+      <w:proofErr w:type="gramStart"/>
+      <w:r>
+        <w:rPr>
+          <w:sz w:val="32"/>
+          <w:szCs w:val="32"/>
+          <w:highlight w:val="yellow"/>
+          <w:lang w:val="en-US"/>
+        </w:rPr>
+        <w:t>1}}}]</w:t>
+      </w:r>
+      <w:proofErr w:type="gramEnd"/>
+      <w:r>
+        <w:rPr>
+          <w:sz w:val="32"/>
+          <w:szCs w:val="32"/>
+          <w:highlight w:val="yellow"/>
+          <w:lang w:val="en-US"/>
+        </w:rPr>
+        <w:t>);</w:t>
+      </w:r>
+    </w:p>
+    <w:p>
+      <w:pPr>
+        <w:pStyle w:val="ListParagraph"/>
+        <w:rPr>
+          <w:sz w:val="32"/>
+          <w:szCs w:val="32"/>
+          <w:lang w:val="en-US"/>
+        </w:rPr>
+      </w:pPr>
+    </w:p>
+    <w:p>
+      <w:pPr>
+        <w:pStyle w:val="ListParagraph"/>
+        <w:rPr>
+          <w:sz w:val="32"/>
+          <w:szCs w:val="32"/>
+          <w:lang w:val="en-US"/>
+        </w:rPr>
+      </w:pPr>
     </w:p>
     <w:p>
       <w:pPr>
